--- a/src/main/SW 활용 현황 분석 API 가이드.docx
+++ b/src/main/SW 활용 현황 분석 API 가이드.docx
@@ -120,18 +120,6 @@
           <w:szCs w:val="27"/>
         </w:rPr>
       </w:pPr>
-      <w:r>
-        <w:rPr>
-          <w:rFonts w:ascii="Arial" w:hAnsi="Arial" w:cs="Arial"/>
-          <w:b/>
-          <w:bCs/>
-          <w:color w:val="1F1F1F"/>
-          <w:sz w:val="27"/>
-          <w:szCs w:val="27"/>
-          <w:bdr w:val="none" w:sz="0" w:space="0" w:color="auto" w:frame="1"/>
-        </w:rPr>
-        <w:br/>
-      </w:r>
       <w:r>
         <w:rPr>
           <w:rFonts w:ascii="Arial" w:hAnsi="Arial" w:cs="Arial"/>
@@ -589,9 +577,9 @@
       </w:tblPr>
       <w:tblGrid>
         <w:gridCol w:w="916"/>
-        <w:gridCol w:w="1648"/>
+        <w:gridCol w:w="1202"/>
         <w:gridCol w:w="1381"/>
-        <w:gridCol w:w="4302"/>
+        <w:gridCol w:w="5511"/>
       </w:tblGrid>
       <w:tr>
         <w:trPr>
@@ -637,7 +625,7 @@
         </w:tc>
         <w:tc>
           <w:tcPr>
-            <w:tcW w:w="0" w:type="auto"/>
+            <w:tcW w:w="1173" w:type="dxa"/>
             <w:tcBorders>
               <w:top w:val="single" w:sz="6" w:space="0" w:color="auto"/>
               <w:left w:val="single" w:sz="6" w:space="0" w:color="auto"/>
@@ -674,7 +662,7 @@
         </w:tc>
         <w:tc>
           <w:tcPr>
-            <w:tcW w:w="0" w:type="auto"/>
+            <w:tcW w:w="1314" w:type="dxa"/>
             <w:tcBorders>
               <w:top w:val="single" w:sz="6" w:space="0" w:color="auto"/>
               <w:left w:val="single" w:sz="6" w:space="0" w:color="auto"/>
@@ -711,7 +699,7 @@
         </w:tc>
         <w:tc>
           <w:tcPr>
-            <w:tcW w:w="0" w:type="auto"/>
+            <w:tcW w:w="5502" w:type="dxa"/>
             <w:tcBorders>
               <w:top w:val="single" w:sz="6" w:space="0" w:color="auto"/>
               <w:left w:val="single" w:sz="6" w:space="0" w:color="auto"/>
@@ -788,7 +776,7 @@
         </w:tc>
         <w:tc>
           <w:tcPr>
-            <w:tcW w:w="0" w:type="auto"/>
+            <w:tcW w:w="1173" w:type="dxa"/>
             <w:tcBorders>
               <w:top w:val="single" w:sz="6" w:space="0" w:color="auto"/>
               <w:left w:val="single" w:sz="6" w:space="0" w:color="auto"/>
@@ -821,6 +809,146 @@
             </w:r>
           </w:p>
         </w:tc>
+        <w:tc>
+          <w:tcPr>
+            <w:tcW w:w="1314" w:type="dxa"/>
+            <w:tcBorders>
+              <w:top w:val="single" w:sz="6" w:space="0" w:color="auto"/>
+              <w:left w:val="single" w:sz="6" w:space="0" w:color="auto"/>
+              <w:bottom w:val="single" w:sz="6" w:space="0" w:color="auto"/>
+              <w:right w:val="single" w:sz="6" w:space="0" w:color="auto"/>
+            </w:tcBorders>
+            <w:tcMar>
+              <w:top w:w="120" w:type="dxa"/>
+              <w:left w:w="180" w:type="dxa"/>
+              <w:bottom w:w="120" w:type="dxa"/>
+              <w:right w:w="180" w:type="dxa"/>
+            </w:tcMar>
+            <w:vAlign w:val="center"/>
+            <w:hideMark/>
+          </w:tcPr>
+          <w:p>
+            <w:pPr>
+              <w:rPr>
+                <w:rFonts w:ascii="Arial" w:hAnsi="Arial" w:cs="Arial"/>
+                <w:color w:val="1F1F1F"/>
+              </w:rPr>
+            </w:pPr>
+            <w:r>
+              <w:rPr>
+                <w:rFonts w:ascii="Arial" w:hAnsi="Arial" w:cs="Arial"/>
+                <w:color w:val="1F1F1F"/>
+                <w:bdr w:val="none" w:sz="0" w:space="0" w:color="auto" w:frame="1"/>
+              </w:rPr>
+              <w:t>최초작성</w:t>
+            </w:r>
+          </w:p>
+        </w:tc>
+        <w:tc>
+          <w:tcPr>
+            <w:tcW w:w="5502" w:type="dxa"/>
+            <w:tcBorders>
+              <w:top w:val="single" w:sz="6" w:space="0" w:color="auto"/>
+              <w:left w:val="single" w:sz="6" w:space="0" w:color="auto"/>
+              <w:bottom w:val="single" w:sz="6" w:space="0" w:color="auto"/>
+              <w:right w:val="single" w:sz="6" w:space="0" w:color="auto"/>
+            </w:tcBorders>
+            <w:tcMar>
+              <w:top w:w="120" w:type="dxa"/>
+              <w:left w:w="180" w:type="dxa"/>
+              <w:bottom w:w="120" w:type="dxa"/>
+              <w:right w:w="180" w:type="dxa"/>
+            </w:tcMar>
+            <w:vAlign w:val="center"/>
+            <w:hideMark/>
+          </w:tcPr>
+          <w:p>
+            <w:pPr>
+              <w:rPr>
+                <w:rFonts w:ascii="Arial" w:hAnsi="Arial" w:cs="Arial" w:hint="eastAsia"/>
+                <w:color w:val="1F1F1F"/>
+                <w:bdr w:val="none" w:sz="0" w:space="0" w:color="auto" w:frame="1"/>
+              </w:rPr>
+            </w:pPr>
+            <w:r>
+              <w:rPr>
+                <w:rFonts w:ascii="Arial" w:hAnsi="Arial" w:cs="Arial"/>
+                <w:color w:val="1F1F1F"/>
+                <w:bdr w:val="none" w:sz="0" w:space="0" w:color="auto" w:frame="1"/>
+              </w:rPr>
+              <w:t>활용률</w:t>
+            </w:r>
+            <w:r>
+              <w:rPr>
+                <w:rFonts w:ascii="Arial" w:hAnsi="Arial" w:cs="Arial"/>
+                <w:color w:val="1F1F1F"/>
+                <w:bdr w:val="none" w:sz="0" w:space="0" w:color="auto" w:frame="1"/>
+              </w:rPr>
+              <w:t xml:space="preserve"> </w:t>
+            </w:r>
+            <w:r>
+              <w:rPr>
+                <w:rFonts w:ascii="Arial" w:hAnsi="Arial" w:cs="Arial"/>
+                <w:color w:val="1F1F1F"/>
+                <w:bdr w:val="none" w:sz="0" w:space="0" w:color="auto" w:frame="1"/>
+              </w:rPr>
+              <w:t>분석을</w:t>
+            </w:r>
+            <w:r>
+              <w:rPr>
+                <w:rFonts w:ascii="Arial" w:hAnsi="Arial" w:cs="Arial"/>
+                <w:color w:val="1F1F1F"/>
+                <w:bdr w:val="none" w:sz="0" w:space="0" w:color="auto" w:frame="1"/>
+              </w:rPr>
+              <w:t xml:space="preserve"> </w:t>
+            </w:r>
+            <w:r>
+              <w:rPr>
+                <w:rFonts w:ascii="Arial" w:hAnsi="Arial" w:cs="Arial"/>
+                <w:color w:val="1F1F1F"/>
+                <w:bdr w:val="none" w:sz="0" w:space="0" w:color="auto" w:frame="1"/>
+              </w:rPr>
+              <w:t>위한</w:t>
+            </w:r>
+            <w:r>
+              <w:rPr>
+                <w:rFonts w:ascii="Arial" w:hAnsi="Arial" w:cs="Arial"/>
+                <w:color w:val="1F1F1F"/>
+                <w:bdr w:val="none" w:sz="0" w:space="0" w:color="auto" w:frame="1"/>
+              </w:rPr>
+              <w:t xml:space="preserve"> </w:t>
+            </w:r>
+            <w:r>
+              <w:rPr>
+                <w:rFonts w:ascii="Arial" w:hAnsi="Arial" w:cs="Arial"/>
+                <w:color w:val="1F1F1F"/>
+                <w:bdr w:val="none" w:sz="0" w:space="0" w:color="auto" w:frame="1"/>
+              </w:rPr>
+              <w:t>기초</w:t>
+            </w:r>
+            <w:r>
+              <w:rPr>
+                <w:rFonts w:ascii="Arial" w:hAnsi="Arial" w:cs="Arial"/>
+                <w:color w:val="1F1F1F"/>
+                <w:bdr w:val="none" w:sz="0" w:space="0" w:color="auto" w:frame="1"/>
+              </w:rPr>
+              <w:t xml:space="preserve"> API </w:t>
+            </w:r>
+            <w:r>
+              <w:rPr>
+                <w:rFonts w:ascii="Arial" w:hAnsi="Arial" w:cs="Arial"/>
+                <w:color w:val="1F1F1F"/>
+                <w:bdr w:val="none" w:sz="0" w:space="0" w:color="auto" w:frame="1"/>
+              </w:rPr>
+              <w:t>정의</w:t>
+            </w:r>
+          </w:p>
+        </w:tc>
+      </w:tr>
+      <w:tr>
+        <w:trPr>
+          <w:tblCellSpacing w:w="15" w:type="dxa"/>
+        </w:trPr>
         <w:tc>
           <w:tcPr>
             <w:tcW w:w="0" w:type="auto"/>
@@ -837,28 +965,28 @@
               <w:right w:w="180" w:type="dxa"/>
             </w:tcMar>
             <w:vAlign w:val="center"/>
-            <w:hideMark/>
           </w:tcPr>
           <w:p>
             <w:pPr>
               <w:rPr>
                 <w:rFonts w:ascii="Arial" w:hAnsi="Arial" w:cs="Arial"/>
                 <w:color w:val="1F1F1F"/>
-              </w:rPr>
-            </w:pPr>
-            <w:r>
-              <w:rPr>
-                <w:rFonts w:ascii="Arial" w:hAnsi="Arial" w:cs="Arial"/>
-                <w:color w:val="1F1F1F"/>
                 <w:bdr w:val="none" w:sz="0" w:space="0" w:color="auto" w:frame="1"/>
               </w:rPr>
-              <w:t>최초작성</w:t>
+            </w:pPr>
+            <w:r>
+              <w:rPr>
+                <w:rFonts w:ascii="Arial" w:hAnsi="Arial" w:cs="Arial" w:hint="eastAsia"/>
+                <w:color w:val="1F1F1F"/>
+                <w:bdr w:val="none" w:sz="0" w:space="0" w:color="auto" w:frame="1"/>
+              </w:rPr>
+              <w:t>1.1</w:t>
             </w:r>
           </w:p>
         </w:tc>
         <w:tc>
           <w:tcPr>
-            <w:tcW w:w="0" w:type="auto"/>
+            <w:tcW w:w="1173" w:type="dxa"/>
             <w:tcBorders>
               <w:top w:val="single" w:sz="6" w:space="0" w:color="auto"/>
               <w:left w:val="single" w:sz="6" w:space="0" w:color="auto"/>
@@ -872,86 +1000,87 @@
               <w:right w:w="180" w:type="dxa"/>
             </w:tcMar>
             <w:vAlign w:val="center"/>
-            <w:hideMark/>
           </w:tcPr>
           <w:p>
             <w:pPr>
               <w:rPr>
                 <w:rFonts w:ascii="Arial" w:hAnsi="Arial" w:cs="Arial"/>
                 <w:color w:val="1F1F1F"/>
-              </w:rPr>
-            </w:pPr>
-            <w:r>
-              <w:rPr>
-                <w:rFonts w:ascii="Arial" w:hAnsi="Arial" w:cs="Arial"/>
-                <w:color w:val="1F1F1F"/>
                 <w:bdr w:val="none" w:sz="0" w:space="0" w:color="auto" w:frame="1"/>
               </w:rPr>
-              <w:t>활용률</w:t>
-            </w:r>
-            <w:r>
-              <w:rPr>
-                <w:rFonts w:ascii="Arial" w:hAnsi="Arial" w:cs="Arial"/>
+            </w:pPr>
+            <w:r>
+              <w:rPr>
+                <w:rFonts w:ascii="Arial" w:hAnsi="Arial" w:cs="Arial" w:hint="eastAsia"/>
                 <w:color w:val="1F1F1F"/>
                 <w:bdr w:val="none" w:sz="0" w:space="0" w:color="auto" w:frame="1"/>
               </w:rPr>
-              <w:t xml:space="preserve"> </w:t>
-            </w:r>
-            <w:r>
-              <w:rPr>
-                <w:rFonts w:ascii="Arial" w:hAnsi="Arial" w:cs="Arial"/>
+              <w:t>2026-02-12</w:t>
+            </w:r>
+          </w:p>
+        </w:tc>
+        <w:tc>
+          <w:tcPr>
+            <w:tcW w:w="1314" w:type="dxa"/>
+            <w:tcBorders>
+              <w:top w:val="single" w:sz="6" w:space="0" w:color="auto"/>
+              <w:left w:val="single" w:sz="6" w:space="0" w:color="auto"/>
+              <w:bottom w:val="single" w:sz="6" w:space="0" w:color="auto"/>
+              <w:right w:val="single" w:sz="6" w:space="0" w:color="auto"/>
+            </w:tcBorders>
+            <w:tcMar>
+              <w:top w:w="120" w:type="dxa"/>
+              <w:left w:w="180" w:type="dxa"/>
+              <w:bottom w:w="120" w:type="dxa"/>
+              <w:right w:w="180" w:type="dxa"/>
+            </w:tcMar>
+            <w:vAlign w:val="center"/>
+          </w:tcPr>
+          <w:p>
+            <w:pPr>
+              <w:rPr>
+                <w:rFonts w:ascii="Arial" w:hAnsi="Arial" w:cs="Arial" w:hint="eastAsia"/>
                 <w:color w:val="1F1F1F"/>
                 <w:bdr w:val="none" w:sz="0" w:space="0" w:color="auto" w:frame="1"/>
               </w:rPr>
-              <w:t>분석을</w:t>
-            </w:r>
-            <w:r>
-              <w:rPr>
-                <w:rFonts w:ascii="Arial" w:hAnsi="Arial" w:cs="Arial"/>
+            </w:pPr>
+            <w:r>
+              <w:rPr>
+                <w:rFonts w:ascii="Arial" w:hAnsi="Arial" w:cs="Arial" w:hint="eastAsia"/>
                 <w:color w:val="1F1F1F"/>
                 <w:bdr w:val="none" w:sz="0" w:space="0" w:color="auto" w:frame="1"/>
               </w:rPr>
-              <w:t xml:space="preserve"> </w:t>
-            </w:r>
-            <w:r>
+              <w:t>기능추가</w:t>
+            </w:r>
+          </w:p>
+        </w:tc>
+        <w:tc>
+          <w:tcPr>
+            <w:tcW w:w="5502" w:type="dxa"/>
+            <w:tcBorders>
+              <w:top w:val="single" w:sz="6" w:space="0" w:color="auto"/>
+              <w:left w:val="single" w:sz="6" w:space="0" w:color="auto"/>
+              <w:bottom w:val="single" w:sz="6" w:space="0" w:color="auto"/>
+              <w:right w:val="single" w:sz="6" w:space="0" w:color="auto"/>
+            </w:tcBorders>
+            <w:tcMar>
+              <w:top w:w="120" w:type="dxa"/>
+              <w:left w:w="180" w:type="dxa"/>
+              <w:bottom w:w="120" w:type="dxa"/>
+              <w:right w:w="180" w:type="dxa"/>
+            </w:tcMar>
+            <w:vAlign w:val="center"/>
+          </w:tcPr>
+          <w:p>
+            <w:pPr>
               <w:rPr>
                 <w:rFonts w:ascii="Arial" w:hAnsi="Arial" w:cs="Arial"/>
                 <w:color w:val="1F1F1F"/>
                 <w:bdr w:val="none" w:sz="0" w:space="0" w:color="auto" w:frame="1"/>
               </w:rPr>
-              <w:t>위한</w:t>
-            </w:r>
-            <w:r>
-              <w:rPr>
-                <w:rFonts w:ascii="Arial" w:hAnsi="Arial" w:cs="Arial"/>
-                <w:color w:val="1F1F1F"/>
-                <w:bdr w:val="none" w:sz="0" w:space="0" w:color="auto" w:frame="1"/>
-              </w:rPr>
-              <w:t xml:space="preserve"> </w:t>
-            </w:r>
-            <w:r>
-              <w:rPr>
-                <w:rFonts w:ascii="Arial" w:hAnsi="Arial" w:cs="Arial"/>
-                <w:color w:val="1F1F1F"/>
-                <w:bdr w:val="none" w:sz="0" w:space="0" w:color="auto" w:frame="1"/>
-              </w:rPr>
-              <w:t>기초</w:t>
-            </w:r>
-            <w:r>
-              <w:rPr>
-                <w:rFonts w:ascii="Arial" w:hAnsi="Arial" w:cs="Arial"/>
-                <w:color w:val="1F1F1F"/>
-                <w:bdr w:val="none" w:sz="0" w:space="0" w:color="auto" w:frame="1"/>
-              </w:rPr>
-              <w:t xml:space="preserve"> API </w:t>
-            </w:r>
-            <w:r>
-              <w:rPr>
-                <w:rFonts w:ascii="Arial" w:hAnsi="Arial" w:cs="Arial"/>
-                <w:color w:val="1F1F1F"/>
-                <w:bdr w:val="none" w:sz="0" w:space="0" w:color="auto" w:frame="1"/>
-              </w:rPr>
-              <w:t>정의</w:t>
+            </w:pPr>
+            <w:r>
+              <w:t>통계 대시보드용 데이터 조회 API 5종 추가</w:t>
             </w:r>
           </w:p>
         </w:tc>
@@ -962,7 +1091,7 @@
         <w:pStyle w:val="aa"/>
         <w:spacing w:before="0" w:beforeAutospacing="0" w:after="0" w:afterAutospacing="0"/>
         <w:rPr>
-          <w:rFonts w:ascii="Arial" w:hAnsi="Arial" w:cs="Arial"/>
+          <w:rFonts w:ascii="Arial" w:hAnsi="Arial" w:cs="Arial" w:hint="eastAsia"/>
           <w:b/>
           <w:bCs/>
           <w:color w:val="1F1F1F"/>
@@ -1110,13 +1239,23 @@
           <w:bdr w:val="none" w:sz="0" w:space="0" w:color="auto" w:frame="1"/>
         </w:rPr>
       </w:pPr>
+      <w:proofErr w:type="gramStart"/>
       <w:r>
         <w:rPr>
           <w:rFonts w:ascii="Arial" w:eastAsia="굴림체" w:hAnsi="Arial" w:cs="Arial"/>
           <w:color w:val="444746"/>
           <w:bdr w:val="none" w:sz="0" w:space="0" w:color="auto" w:frame="1"/>
         </w:rPr>
-        <w:t>Method : GET</w:t>
+        <w:t>Method :</w:t>
+      </w:r>
+      <w:proofErr w:type="gramEnd"/>
+      <w:r>
+        <w:rPr>
+          <w:rFonts w:ascii="Arial" w:eastAsia="굴림체" w:hAnsi="Arial" w:cs="Arial"/>
+          <w:color w:val="444746"/>
+          <w:bdr w:val="none" w:sz="0" w:space="0" w:color="auto" w:frame="1"/>
+        </w:rPr>
+        <w:t xml:space="preserve"> GET</w:t>
       </w:r>
     </w:p>
     <w:p>
@@ -2003,13 +2142,23 @@
           <w:bdr w:val="none" w:sz="0" w:space="0" w:color="auto" w:frame="1"/>
         </w:rPr>
       </w:pPr>
+      <w:proofErr w:type="gramStart"/>
       <w:r>
         <w:rPr>
           <w:rFonts w:ascii="Arial" w:eastAsia="굴림체" w:hAnsi="Arial" w:cs="Arial"/>
           <w:color w:val="444746"/>
           <w:bdr w:val="none" w:sz="0" w:space="0" w:color="auto" w:frame="1"/>
         </w:rPr>
-        <w:t>Method : GET</w:t>
+        <w:t>Method :</w:t>
+      </w:r>
+      <w:proofErr w:type="gramEnd"/>
+      <w:r>
+        <w:rPr>
+          <w:rFonts w:ascii="Arial" w:eastAsia="굴림체" w:hAnsi="Arial" w:cs="Arial"/>
+          <w:color w:val="444746"/>
+          <w:bdr w:val="none" w:sz="0" w:space="0" w:color="auto" w:frame="1"/>
+        </w:rPr>
+        <w:t xml:space="preserve"> GET</w:t>
       </w:r>
     </w:p>
     <w:p>
@@ -2832,15 +2981,15 @@
               <w:pStyle w:val="aa"/>
             </w:pPr>
             <w:r>
-              <w:t>    "de</w:t>
+              <w:t>    "</w:t>
             </w:r>
             <w:proofErr w:type="spellStart"/>
             <w:r>
-              <w:t>ptCode":</w:t>
+              <w:t>deptCode</w:t>
             </w:r>
             <w:proofErr w:type="spellEnd"/>
             <w:r>
-              <w:t xml:space="preserve"> "DEV001",</w:t>
+              <w:t>": "DEV001",</w:t>
             </w:r>
           </w:p>
           <w:p>
@@ -3094,13 +3243,23 @@
           <w:bdr w:val="none" w:sz="0" w:space="0" w:color="auto" w:frame="1"/>
         </w:rPr>
       </w:pPr>
+      <w:proofErr w:type="gramStart"/>
       <w:r>
         <w:rPr>
           <w:rFonts w:ascii="Arial" w:eastAsia="굴림체" w:hAnsi="Arial" w:cs="Arial"/>
           <w:color w:val="444746"/>
           <w:bdr w:val="none" w:sz="0" w:space="0" w:color="auto" w:frame="1"/>
         </w:rPr>
-        <w:t>Method : GET</w:t>
+        <w:t>Method :</w:t>
+      </w:r>
+      <w:proofErr w:type="gramEnd"/>
+      <w:r>
+        <w:rPr>
+          <w:rFonts w:ascii="Arial" w:eastAsia="굴림체" w:hAnsi="Arial" w:cs="Arial"/>
+          <w:color w:val="444746"/>
+          <w:bdr w:val="none" w:sz="0" w:space="0" w:color="auto" w:frame="1"/>
+        </w:rPr>
+        <w:t xml:space="preserve"> GET</w:t>
       </w:r>
     </w:p>
     <w:p>
@@ -3770,15 +3929,15 @@
               <w:pStyle w:val="aa"/>
             </w:pPr>
             <w:r>
-              <w:t>    "ye</w:t>
+              <w:t>    "</w:t>
             </w:r>
             <w:proofErr w:type="spellStart"/>
             <w:r>
-              <w:t>arMonth":</w:t>
+              <w:t>yearMonth</w:t>
             </w:r>
             <w:proofErr w:type="spellEnd"/>
             <w:r>
-              <w:t xml:space="preserve"> "202601",</w:t>
+              <w:t>": "202601",</w:t>
             </w:r>
           </w:p>
           <w:p>
@@ -4062,13 +4221,23 @@
           <w:bdr w:val="none" w:sz="0" w:space="0" w:color="auto" w:frame="1"/>
         </w:rPr>
       </w:pPr>
+      <w:proofErr w:type="gramStart"/>
       <w:r>
         <w:rPr>
           <w:rFonts w:ascii="Arial" w:eastAsia="굴림체" w:hAnsi="Arial" w:cs="Arial"/>
           <w:color w:val="444746"/>
           <w:bdr w:val="none" w:sz="0" w:space="0" w:color="auto" w:frame="1"/>
         </w:rPr>
-        <w:t>Method : GET</w:t>
+        <w:t>Method :</w:t>
+      </w:r>
+      <w:proofErr w:type="gramEnd"/>
+      <w:r>
+        <w:rPr>
+          <w:rFonts w:ascii="Arial" w:eastAsia="굴림체" w:hAnsi="Arial" w:cs="Arial"/>
+          <w:color w:val="444746"/>
+          <w:bdr w:val="none" w:sz="0" w:space="0" w:color="auto" w:frame="1"/>
+        </w:rPr>
+        <w:t xml:space="preserve"> GET</w:t>
       </w:r>
     </w:p>
     <w:p>
@@ -4709,15 +4878,15 @@
               <w:pStyle w:val="aa"/>
             </w:pPr>
             <w:r>
-              <w:t>    "ye</w:t>
+              <w:t>    "</w:t>
             </w:r>
             <w:proofErr w:type="spellStart"/>
             <w:r>
-              <w:t>arMonth":</w:t>
+              <w:t>yearMonth</w:t>
             </w:r>
             <w:proofErr w:type="spellEnd"/>
             <w:r>
-              <w:t xml:space="preserve"> "202601",</w:t>
+              <w:t>": "202601",</w:t>
             </w:r>
           </w:p>
           <w:p>
@@ -4973,13 +5142,23 @@
           <w:bdr w:val="none" w:sz="0" w:space="0" w:color="auto" w:frame="1"/>
         </w:rPr>
       </w:pPr>
+      <w:proofErr w:type="gramStart"/>
       <w:r>
         <w:rPr>
           <w:rFonts w:ascii="Arial" w:eastAsia="굴림체" w:hAnsi="Arial" w:cs="Arial"/>
           <w:color w:val="444746"/>
           <w:bdr w:val="none" w:sz="0" w:space="0" w:color="auto" w:frame="1"/>
         </w:rPr>
-        <w:t>Method : GET</w:t>
+        <w:t>Method :</w:t>
+      </w:r>
+      <w:proofErr w:type="gramEnd"/>
+      <w:r>
+        <w:rPr>
+          <w:rFonts w:ascii="Arial" w:eastAsia="굴림체" w:hAnsi="Arial" w:cs="Arial"/>
+          <w:color w:val="444746"/>
+          <w:bdr w:val="none" w:sz="0" w:space="0" w:color="auto" w:frame="1"/>
+        </w:rPr>
+        <w:t xml:space="preserve"> GET</w:t>
       </w:r>
     </w:p>
     <w:p>
@@ -5861,6 +6040,1951 @@
         </w:tc>
       </w:tr>
     </w:tbl>
+    <w:p/>
+    <w:p>
+      <w:pPr>
+        <w:spacing w:after="160"/>
+      </w:pPr>
+      <w:r>
+        <w:br w:type="page"/>
+      </w:r>
+    </w:p>
+    <w:p>
+      <w:pPr>
+        <w:spacing w:before="100" w:beforeAutospacing="1" w:after="100" w:afterAutospacing="1"/>
+        <w:outlineLvl w:val="2"/>
+        <w:rPr>
+          <w:b/>
+          <w:bCs/>
+          <w:sz w:val="27"/>
+          <w:szCs w:val="27"/>
+        </w:rPr>
+      </w:pPr>
+      <w:r>
+        <w:rPr>
+          <w:b/>
+          <w:bCs/>
+          <w:sz w:val="27"/>
+          <w:szCs w:val="27"/>
+        </w:rPr>
+        <w:lastRenderedPageBreak/>
+        <w:t xml:space="preserve">- 월별 </w:t>
+      </w:r>
+      <w:proofErr w:type="spellStart"/>
+      <w:r>
+        <w:rPr>
+          <w:b/>
+          <w:bCs/>
+          <w:sz w:val="27"/>
+          <w:szCs w:val="27"/>
+        </w:rPr>
+        <w:t>접속자</w:t>
+      </w:r>
+      <w:proofErr w:type="spellEnd"/>
+      <w:r>
+        <w:rPr>
+          <w:b/>
+          <w:bCs/>
+          <w:sz w:val="27"/>
+          <w:szCs w:val="27"/>
+        </w:rPr>
+        <w:t xml:space="preserve"> 수</w:t>
+      </w:r>
+    </w:p>
+    <w:p>
+      <w:pPr>
+        <w:spacing w:before="100" w:beforeAutospacing="1" w:after="100" w:afterAutospacing="1"/>
+      </w:pPr>
+      <w:r>
+        <w:rPr>
+          <w:b/>
+          <w:bCs/>
+        </w:rPr>
+        <w:t>요청URL</w:t>
+      </w:r>
+      <w:r>
+        <w:t xml:space="preserve"> </w:t>
+      </w:r>
+      <w:proofErr w:type="spellStart"/>
+      <w:r>
+        <w:rPr>
+          <w:rFonts w:ascii="굴림체" w:eastAsia="굴림체" w:hAnsi="굴림체" w:cs="굴림체"/>
+        </w:rPr>
+        <w:t>api</w:t>
+      </w:r>
+      <w:proofErr w:type="spellEnd"/>
+      <w:r>
+        <w:rPr>
+          <w:rFonts w:ascii="굴림체" w:eastAsia="굴림체" w:hAnsi="굴림체" w:cs="굴림체"/>
+        </w:rPr>
+        <w:t>/v1/stats/monthly-users</w:t>
+      </w:r>
+    </w:p>
+    <w:p>
+      <w:pPr>
+        <w:spacing w:before="100" w:beforeAutospacing="1" w:after="100" w:afterAutospacing="1"/>
+      </w:pPr>
+      <w:proofErr w:type="gramStart"/>
+      <w:r>
+        <w:rPr>
+          <w:b/>
+          <w:bCs/>
+        </w:rPr>
+        <w:t>Method</w:t>
+      </w:r>
+      <w:r>
+        <w:t xml:space="preserve"> :</w:t>
+      </w:r>
+      <w:proofErr w:type="gramEnd"/>
+      <w:r>
+        <w:t xml:space="preserve"> GET</w:t>
+      </w:r>
+    </w:p>
+    <w:p>
+      <w:pPr>
+        <w:spacing w:before="100" w:beforeAutospacing="1" w:after="100" w:afterAutospacing="1"/>
+      </w:pPr>
+      <w:r>
+        <w:rPr>
+          <w:b/>
+          <w:bCs/>
+        </w:rPr>
+        <w:t>Request Parameters</w:t>
+      </w:r>
+      <w:r>
+        <w:t xml:space="preserve"> </w:t>
+      </w:r>
+      <w:r>
+        <w:rPr>
+          <w:i/>
+          <w:iCs/>
+        </w:rPr>
+        <w:t>(없음)</w:t>
+      </w:r>
+    </w:p>
+    <w:p>
+      <w:pPr>
+        <w:spacing w:before="100" w:beforeAutospacing="1" w:after="100" w:afterAutospacing="1"/>
+      </w:pPr>
+      <w:r>
+        <w:rPr>
+          <w:b/>
+          <w:bCs/>
+        </w:rPr>
+        <w:t>Response Body</w:t>
+      </w:r>
+    </w:p>
+    <w:p>
+      <w:r>
+        <w:t>JSON</w:t>
+      </w:r>
+    </w:p>
+    <w:p>
+      <w:pPr>
+        <w:tabs>
+          <w:tab w:val="left" w:pos="916"/>
+          <w:tab w:val="left" w:pos="1832"/>
+          <w:tab w:val="left" w:pos="2748"/>
+          <w:tab w:val="left" w:pos="3664"/>
+          <w:tab w:val="left" w:pos="4580"/>
+          <w:tab w:val="left" w:pos="5496"/>
+          <w:tab w:val="left" w:pos="6412"/>
+          <w:tab w:val="left" w:pos="7328"/>
+          <w:tab w:val="left" w:pos="8244"/>
+          <w:tab w:val="left" w:pos="9160"/>
+          <w:tab w:val="left" w:pos="10076"/>
+          <w:tab w:val="left" w:pos="10992"/>
+          <w:tab w:val="left" w:pos="11908"/>
+          <w:tab w:val="left" w:pos="12824"/>
+          <w:tab w:val="left" w:pos="13740"/>
+          <w:tab w:val="left" w:pos="14656"/>
+        </w:tabs>
+        <w:rPr>
+          <w:rFonts w:ascii="굴림체" w:eastAsia="굴림체" w:hAnsi="굴림체" w:cs="굴림체"/>
+        </w:rPr>
+      </w:pPr>
+      <w:r>
+        <w:rPr>
+          <w:rFonts w:ascii="굴림체" w:eastAsia="굴림체" w:hAnsi="굴림체" w:cs="굴림체"/>
+        </w:rPr>
+        <w:t>[</w:t>
+      </w:r>
+    </w:p>
+    <w:p>
+      <w:pPr>
+        <w:tabs>
+          <w:tab w:val="left" w:pos="916"/>
+          <w:tab w:val="left" w:pos="1832"/>
+          <w:tab w:val="left" w:pos="2748"/>
+          <w:tab w:val="left" w:pos="3664"/>
+          <w:tab w:val="left" w:pos="4580"/>
+          <w:tab w:val="left" w:pos="5496"/>
+          <w:tab w:val="left" w:pos="6412"/>
+          <w:tab w:val="left" w:pos="7328"/>
+          <w:tab w:val="left" w:pos="8244"/>
+          <w:tab w:val="left" w:pos="9160"/>
+          <w:tab w:val="left" w:pos="10076"/>
+          <w:tab w:val="left" w:pos="10992"/>
+          <w:tab w:val="left" w:pos="11908"/>
+          <w:tab w:val="left" w:pos="12824"/>
+          <w:tab w:val="left" w:pos="13740"/>
+          <w:tab w:val="left" w:pos="14656"/>
+        </w:tabs>
+        <w:rPr>
+          <w:rFonts w:ascii="굴림체" w:eastAsia="굴림체" w:hAnsi="굴림체" w:cs="굴림체"/>
+        </w:rPr>
+      </w:pPr>
+      <w:r>
+        <w:rPr>
+          <w:rFonts w:ascii="굴림체" w:eastAsia="굴림체" w:hAnsi="굴림체" w:cs="굴림체"/>
+        </w:rPr>
+        <w:t xml:space="preserve">  {</w:t>
+      </w:r>
+    </w:p>
+    <w:p>
+      <w:pPr>
+        <w:tabs>
+          <w:tab w:val="left" w:pos="916"/>
+          <w:tab w:val="left" w:pos="1832"/>
+          <w:tab w:val="left" w:pos="2748"/>
+          <w:tab w:val="left" w:pos="3664"/>
+          <w:tab w:val="left" w:pos="4580"/>
+          <w:tab w:val="left" w:pos="5496"/>
+          <w:tab w:val="left" w:pos="6412"/>
+          <w:tab w:val="left" w:pos="7328"/>
+          <w:tab w:val="left" w:pos="8244"/>
+          <w:tab w:val="left" w:pos="9160"/>
+          <w:tab w:val="left" w:pos="10076"/>
+          <w:tab w:val="left" w:pos="10992"/>
+          <w:tab w:val="left" w:pos="11908"/>
+          <w:tab w:val="left" w:pos="12824"/>
+          <w:tab w:val="left" w:pos="13740"/>
+          <w:tab w:val="left" w:pos="14656"/>
+        </w:tabs>
+        <w:rPr>
+          <w:rFonts w:ascii="굴림체" w:eastAsia="굴림체" w:hAnsi="굴림체" w:cs="굴림체"/>
+        </w:rPr>
+      </w:pPr>
+      <w:r>
+        <w:rPr>
+          <w:rFonts w:ascii="굴림체" w:eastAsia="굴림체" w:hAnsi="굴림체" w:cs="굴림체"/>
+        </w:rPr>
+        <w:t xml:space="preserve">    "month": "202601",</w:t>
+      </w:r>
+    </w:p>
+    <w:p>
+      <w:pPr>
+        <w:tabs>
+          <w:tab w:val="left" w:pos="916"/>
+          <w:tab w:val="left" w:pos="1832"/>
+          <w:tab w:val="left" w:pos="2748"/>
+          <w:tab w:val="left" w:pos="3664"/>
+          <w:tab w:val="left" w:pos="4580"/>
+          <w:tab w:val="left" w:pos="5496"/>
+          <w:tab w:val="left" w:pos="6412"/>
+          <w:tab w:val="left" w:pos="7328"/>
+          <w:tab w:val="left" w:pos="8244"/>
+          <w:tab w:val="left" w:pos="9160"/>
+          <w:tab w:val="left" w:pos="10076"/>
+          <w:tab w:val="left" w:pos="10992"/>
+          <w:tab w:val="left" w:pos="11908"/>
+          <w:tab w:val="left" w:pos="12824"/>
+          <w:tab w:val="left" w:pos="13740"/>
+          <w:tab w:val="left" w:pos="14656"/>
+        </w:tabs>
+        <w:rPr>
+          <w:rFonts w:ascii="굴림체" w:eastAsia="굴림체" w:hAnsi="굴림체" w:cs="굴림체"/>
+        </w:rPr>
+      </w:pPr>
+      <w:r>
+        <w:rPr>
+          <w:rFonts w:ascii="굴림체" w:eastAsia="굴림체" w:hAnsi="굴림체" w:cs="굴림체"/>
+        </w:rPr>
+        <w:t xml:space="preserve">    "</w:t>
+      </w:r>
+      <w:proofErr w:type="spellStart"/>
+      <w:r>
+        <w:rPr>
+          <w:rFonts w:ascii="굴림체" w:eastAsia="굴림체" w:hAnsi="굴림체" w:cs="굴림체"/>
+        </w:rPr>
+        <w:t>userCount</w:t>
+      </w:r>
+      <w:proofErr w:type="spellEnd"/>
+      <w:r>
+        <w:rPr>
+          <w:rFonts w:ascii="굴림체" w:eastAsia="굴림체" w:hAnsi="굴림체" w:cs="굴림체"/>
+        </w:rPr>
+        <w:t>": 3540</w:t>
+      </w:r>
+    </w:p>
+    <w:p>
+      <w:pPr>
+        <w:tabs>
+          <w:tab w:val="left" w:pos="916"/>
+          <w:tab w:val="left" w:pos="1832"/>
+          <w:tab w:val="left" w:pos="2748"/>
+          <w:tab w:val="left" w:pos="3664"/>
+          <w:tab w:val="left" w:pos="4580"/>
+          <w:tab w:val="left" w:pos="5496"/>
+          <w:tab w:val="left" w:pos="6412"/>
+          <w:tab w:val="left" w:pos="7328"/>
+          <w:tab w:val="left" w:pos="8244"/>
+          <w:tab w:val="left" w:pos="9160"/>
+          <w:tab w:val="left" w:pos="10076"/>
+          <w:tab w:val="left" w:pos="10992"/>
+          <w:tab w:val="left" w:pos="11908"/>
+          <w:tab w:val="left" w:pos="12824"/>
+          <w:tab w:val="left" w:pos="13740"/>
+          <w:tab w:val="left" w:pos="14656"/>
+        </w:tabs>
+        <w:rPr>
+          <w:rFonts w:ascii="굴림체" w:eastAsia="굴림체" w:hAnsi="굴림체" w:cs="굴림체"/>
+        </w:rPr>
+      </w:pPr>
+      <w:r>
+        <w:rPr>
+          <w:rFonts w:ascii="굴림체" w:eastAsia="굴림체" w:hAnsi="굴림체" w:cs="굴림체"/>
+        </w:rPr>
+        <w:t xml:space="preserve">  },</w:t>
+      </w:r>
+    </w:p>
+    <w:p>
+      <w:pPr>
+        <w:tabs>
+          <w:tab w:val="left" w:pos="916"/>
+          <w:tab w:val="left" w:pos="1832"/>
+          <w:tab w:val="left" w:pos="2748"/>
+          <w:tab w:val="left" w:pos="3664"/>
+          <w:tab w:val="left" w:pos="4580"/>
+          <w:tab w:val="left" w:pos="5496"/>
+          <w:tab w:val="left" w:pos="6412"/>
+          <w:tab w:val="left" w:pos="7328"/>
+          <w:tab w:val="left" w:pos="8244"/>
+          <w:tab w:val="left" w:pos="9160"/>
+          <w:tab w:val="left" w:pos="10076"/>
+          <w:tab w:val="left" w:pos="10992"/>
+          <w:tab w:val="left" w:pos="11908"/>
+          <w:tab w:val="left" w:pos="12824"/>
+          <w:tab w:val="left" w:pos="13740"/>
+          <w:tab w:val="left" w:pos="14656"/>
+        </w:tabs>
+        <w:rPr>
+          <w:rFonts w:ascii="굴림체" w:eastAsia="굴림체" w:hAnsi="굴림체" w:cs="굴림체"/>
+        </w:rPr>
+      </w:pPr>
+      <w:r>
+        <w:rPr>
+          <w:rFonts w:ascii="굴림체" w:eastAsia="굴림체" w:hAnsi="굴림체" w:cs="굴림체"/>
+        </w:rPr>
+        <w:t xml:space="preserve">  {</w:t>
+      </w:r>
+    </w:p>
+    <w:p>
+      <w:pPr>
+        <w:tabs>
+          <w:tab w:val="left" w:pos="916"/>
+          <w:tab w:val="left" w:pos="1832"/>
+          <w:tab w:val="left" w:pos="2748"/>
+          <w:tab w:val="left" w:pos="3664"/>
+          <w:tab w:val="left" w:pos="4580"/>
+          <w:tab w:val="left" w:pos="5496"/>
+          <w:tab w:val="left" w:pos="6412"/>
+          <w:tab w:val="left" w:pos="7328"/>
+          <w:tab w:val="left" w:pos="8244"/>
+          <w:tab w:val="left" w:pos="9160"/>
+          <w:tab w:val="left" w:pos="10076"/>
+          <w:tab w:val="left" w:pos="10992"/>
+          <w:tab w:val="left" w:pos="11908"/>
+          <w:tab w:val="left" w:pos="12824"/>
+          <w:tab w:val="left" w:pos="13740"/>
+          <w:tab w:val="left" w:pos="14656"/>
+        </w:tabs>
+        <w:rPr>
+          <w:rFonts w:ascii="굴림체" w:eastAsia="굴림체" w:hAnsi="굴림체" w:cs="굴림체"/>
+        </w:rPr>
+      </w:pPr>
+      <w:r>
+        <w:rPr>
+          <w:rFonts w:ascii="굴림체" w:eastAsia="굴림체" w:hAnsi="굴림체" w:cs="굴림체"/>
+        </w:rPr>
+        <w:t xml:space="preserve">    "month": "202602",</w:t>
+      </w:r>
+    </w:p>
+    <w:p>
+      <w:pPr>
+        <w:tabs>
+          <w:tab w:val="left" w:pos="916"/>
+          <w:tab w:val="left" w:pos="1832"/>
+          <w:tab w:val="left" w:pos="2748"/>
+          <w:tab w:val="left" w:pos="3664"/>
+          <w:tab w:val="left" w:pos="4580"/>
+          <w:tab w:val="left" w:pos="5496"/>
+          <w:tab w:val="left" w:pos="6412"/>
+          <w:tab w:val="left" w:pos="7328"/>
+          <w:tab w:val="left" w:pos="8244"/>
+          <w:tab w:val="left" w:pos="9160"/>
+          <w:tab w:val="left" w:pos="10076"/>
+          <w:tab w:val="left" w:pos="10992"/>
+          <w:tab w:val="left" w:pos="11908"/>
+          <w:tab w:val="left" w:pos="12824"/>
+          <w:tab w:val="left" w:pos="13740"/>
+          <w:tab w:val="left" w:pos="14656"/>
+        </w:tabs>
+        <w:rPr>
+          <w:rFonts w:ascii="굴림체" w:eastAsia="굴림체" w:hAnsi="굴림체" w:cs="굴림체"/>
+        </w:rPr>
+      </w:pPr>
+      <w:r>
+        <w:rPr>
+          <w:rFonts w:ascii="굴림체" w:eastAsia="굴림체" w:hAnsi="굴림체" w:cs="굴림체"/>
+        </w:rPr>
+        <w:t xml:space="preserve">    "</w:t>
+      </w:r>
+      <w:proofErr w:type="spellStart"/>
+      <w:r>
+        <w:rPr>
+          <w:rFonts w:ascii="굴림체" w:eastAsia="굴림체" w:hAnsi="굴림체" w:cs="굴림체"/>
+        </w:rPr>
+        <w:t>userCount</w:t>
+      </w:r>
+      <w:proofErr w:type="spellEnd"/>
+      <w:r>
+        <w:rPr>
+          <w:rFonts w:ascii="굴림체" w:eastAsia="굴림체" w:hAnsi="굴림체" w:cs="굴림체"/>
+        </w:rPr>
+        <w:t>": 3120</w:t>
+      </w:r>
+    </w:p>
+    <w:p>
+      <w:pPr>
+        <w:tabs>
+          <w:tab w:val="left" w:pos="916"/>
+          <w:tab w:val="left" w:pos="1832"/>
+          <w:tab w:val="left" w:pos="2748"/>
+          <w:tab w:val="left" w:pos="3664"/>
+          <w:tab w:val="left" w:pos="4580"/>
+          <w:tab w:val="left" w:pos="5496"/>
+          <w:tab w:val="left" w:pos="6412"/>
+          <w:tab w:val="left" w:pos="7328"/>
+          <w:tab w:val="left" w:pos="8244"/>
+          <w:tab w:val="left" w:pos="9160"/>
+          <w:tab w:val="left" w:pos="10076"/>
+          <w:tab w:val="left" w:pos="10992"/>
+          <w:tab w:val="left" w:pos="11908"/>
+          <w:tab w:val="left" w:pos="12824"/>
+          <w:tab w:val="left" w:pos="13740"/>
+          <w:tab w:val="left" w:pos="14656"/>
+        </w:tabs>
+        <w:rPr>
+          <w:rFonts w:ascii="굴림체" w:eastAsia="굴림체" w:hAnsi="굴림체" w:cs="굴림체"/>
+        </w:rPr>
+      </w:pPr>
+      <w:r>
+        <w:rPr>
+          <w:rFonts w:ascii="굴림체" w:eastAsia="굴림체" w:hAnsi="굴림체" w:cs="굴림체"/>
+        </w:rPr>
+        <w:t xml:space="preserve">  }</w:t>
+      </w:r>
+    </w:p>
+    <w:p>
+      <w:pPr>
+        <w:tabs>
+          <w:tab w:val="left" w:pos="916"/>
+          <w:tab w:val="left" w:pos="1832"/>
+          <w:tab w:val="left" w:pos="2748"/>
+          <w:tab w:val="left" w:pos="3664"/>
+          <w:tab w:val="left" w:pos="4580"/>
+          <w:tab w:val="left" w:pos="5496"/>
+          <w:tab w:val="left" w:pos="6412"/>
+          <w:tab w:val="left" w:pos="7328"/>
+          <w:tab w:val="left" w:pos="8244"/>
+          <w:tab w:val="left" w:pos="9160"/>
+          <w:tab w:val="left" w:pos="10076"/>
+          <w:tab w:val="left" w:pos="10992"/>
+          <w:tab w:val="left" w:pos="11908"/>
+          <w:tab w:val="left" w:pos="12824"/>
+          <w:tab w:val="left" w:pos="13740"/>
+          <w:tab w:val="left" w:pos="14656"/>
+        </w:tabs>
+        <w:rPr>
+          <w:rFonts w:ascii="굴림체" w:eastAsia="굴림체" w:hAnsi="굴림체" w:cs="굴림체"/>
+        </w:rPr>
+      </w:pPr>
+      <w:r>
+        <w:rPr>
+          <w:rFonts w:ascii="굴림체" w:eastAsia="굴림체" w:hAnsi="굴림체" w:cs="굴림체"/>
+        </w:rPr>
+        <w:t>]</w:t>
+      </w:r>
+    </w:p>
+    <w:p>
+      <w:pPr>
+        <w:spacing w:after="160"/>
+        <w:rPr>
+          <w:rFonts w:ascii="굴림체" w:eastAsia="굴림체" w:hAnsi="굴림체" w:cs="굴림체"/>
+        </w:rPr>
+      </w:pPr>
+      <w:r>
+        <w:rPr>
+          <w:rFonts w:ascii="굴림체" w:eastAsia="굴림체" w:hAnsi="굴림체" w:cs="굴림체"/>
+        </w:rPr>
+        <w:br w:type="page"/>
+      </w:r>
+    </w:p>
+    <w:p>
+      <w:pPr>
+        <w:spacing w:before="100" w:beforeAutospacing="1" w:after="100" w:afterAutospacing="1"/>
+        <w:outlineLvl w:val="2"/>
+        <w:rPr>
+          <w:b/>
+          <w:bCs/>
+          <w:sz w:val="27"/>
+          <w:szCs w:val="27"/>
+        </w:rPr>
+      </w:pPr>
+      <w:r>
+        <w:rPr>
+          <w:b/>
+          <w:bCs/>
+          <w:sz w:val="27"/>
+          <w:szCs w:val="27"/>
+        </w:rPr>
+        <w:lastRenderedPageBreak/>
+        <w:t xml:space="preserve">- 일자별 </w:t>
+      </w:r>
+      <w:proofErr w:type="spellStart"/>
+      <w:r>
+        <w:rPr>
+          <w:b/>
+          <w:bCs/>
+          <w:sz w:val="27"/>
+          <w:szCs w:val="27"/>
+        </w:rPr>
+        <w:t>접속자</w:t>
+      </w:r>
+      <w:proofErr w:type="spellEnd"/>
+      <w:r>
+        <w:rPr>
+          <w:b/>
+          <w:bCs/>
+          <w:sz w:val="27"/>
+          <w:szCs w:val="27"/>
+        </w:rPr>
+        <w:t xml:space="preserve"> 수</w:t>
+      </w:r>
+    </w:p>
+    <w:p>
+      <w:pPr>
+        <w:spacing w:before="100" w:beforeAutospacing="1" w:after="100" w:afterAutospacing="1"/>
+      </w:pPr>
+      <w:r>
+        <w:rPr>
+          <w:b/>
+          <w:bCs/>
+        </w:rPr>
+        <w:t>요청URL</w:t>
+      </w:r>
+      <w:r>
+        <w:t xml:space="preserve"> </w:t>
+      </w:r>
+      <w:proofErr w:type="spellStart"/>
+      <w:r>
+        <w:rPr>
+          <w:rFonts w:ascii="굴림체" w:eastAsia="굴림체" w:hAnsi="굴림체" w:cs="굴림체"/>
+        </w:rPr>
+        <w:t>api</w:t>
+      </w:r>
+      <w:proofErr w:type="spellEnd"/>
+      <w:r>
+        <w:rPr>
+          <w:rFonts w:ascii="굴림체" w:eastAsia="굴림체" w:hAnsi="굴림체" w:cs="굴림체"/>
+        </w:rPr>
+        <w:t>/v1/stats/daily-users</w:t>
+      </w:r>
+    </w:p>
+    <w:p>
+      <w:pPr>
+        <w:spacing w:before="100" w:beforeAutospacing="1" w:after="100" w:afterAutospacing="1"/>
+      </w:pPr>
+      <w:proofErr w:type="gramStart"/>
+      <w:r>
+        <w:rPr>
+          <w:b/>
+          <w:bCs/>
+        </w:rPr>
+        <w:t>Method</w:t>
+      </w:r>
+      <w:r>
+        <w:t xml:space="preserve"> :</w:t>
+      </w:r>
+      <w:proofErr w:type="gramEnd"/>
+      <w:r>
+        <w:t xml:space="preserve"> GET</w:t>
+      </w:r>
+    </w:p>
+    <w:p>
+      <w:pPr>
+        <w:spacing w:before="100" w:beforeAutospacing="1" w:after="100" w:afterAutospacing="1"/>
+      </w:pPr>
+      <w:r>
+        <w:rPr>
+          <w:b/>
+          <w:bCs/>
+        </w:rPr>
+        <w:t>Request Parameters</w:t>
+      </w:r>
+      <w:r>
+        <w:t xml:space="preserve"> </w:t>
+      </w:r>
+      <w:r>
+        <w:rPr>
+          <w:i/>
+          <w:iCs/>
+        </w:rPr>
+        <w:t>(없음)</w:t>
+      </w:r>
+    </w:p>
+    <w:p>
+      <w:pPr>
+        <w:spacing w:before="100" w:beforeAutospacing="1" w:after="100" w:afterAutospacing="1"/>
+      </w:pPr>
+      <w:r>
+        <w:rPr>
+          <w:b/>
+          <w:bCs/>
+        </w:rPr>
+        <w:t>Response Body</w:t>
+      </w:r>
+    </w:p>
+    <w:p>
+      <w:r>
+        <w:t>JSON</w:t>
+      </w:r>
+    </w:p>
+    <w:p>
+      <w:pPr>
+        <w:tabs>
+          <w:tab w:val="left" w:pos="916"/>
+          <w:tab w:val="left" w:pos="1832"/>
+          <w:tab w:val="left" w:pos="2748"/>
+          <w:tab w:val="left" w:pos="3664"/>
+          <w:tab w:val="left" w:pos="4580"/>
+          <w:tab w:val="left" w:pos="5496"/>
+          <w:tab w:val="left" w:pos="6412"/>
+          <w:tab w:val="left" w:pos="7328"/>
+          <w:tab w:val="left" w:pos="8244"/>
+          <w:tab w:val="left" w:pos="9160"/>
+          <w:tab w:val="left" w:pos="10076"/>
+          <w:tab w:val="left" w:pos="10992"/>
+          <w:tab w:val="left" w:pos="11908"/>
+          <w:tab w:val="left" w:pos="12824"/>
+          <w:tab w:val="left" w:pos="13740"/>
+          <w:tab w:val="left" w:pos="14656"/>
+        </w:tabs>
+        <w:rPr>
+          <w:rFonts w:ascii="굴림체" w:eastAsia="굴림체" w:hAnsi="굴림체" w:cs="굴림체"/>
+        </w:rPr>
+      </w:pPr>
+      <w:r>
+        <w:rPr>
+          <w:rFonts w:ascii="굴림체" w:eastAsia="굴림체" w:hAnsi="굴림체" w:cs="굴림체"/>
+        </w:rPr>
+        <w:t>[</w:t>
+      </w:r>
+    </w:p>
+    <w:p>
+      <w:pPr>
+        <w:tabs>
+          <w:tab w:val="left" w:pos="916"/>
+          <w:tab w:val="left" w:pos="1832"/>
+          <w:tab w:val="left" w:pos="2748"/>
+          <w:tab w:val="left" w:pos="3664"/>
+          <w:tab w:val="left" w:pos="4580"/>
+          <w:tab w:val="left" w:pos="5496"/>
+          <w:tab w:val="left" w:pos="6412"/>
+          <w:tab w:val="left" w:pos="7328"/>
+          <w:tab w:val="left" w:pos="8244"/>
+          <w:tab w:val="left" w:pos="9160"/>
+          <w:tab w:val="left" w:pos="10076"/>
+          <w:tab w:val="left" w:pos="10992"/>
+          <w:tab w:val="left" w:pos="11908"/>
+          <w:tab w:val="left" w:pos="12824"/>
+          <w:tab w:val="left" w:pos="13740"/>
+          <w:tab w:val="left" w:pos="14656"/>
+        </w:tabs>
+        <w:rPr>
+          <w:rFonts w:ascii="굴림체" w:eastAsia="굴림체" w:hAnsi="굴림체" w:cs="굴림체"/>
+        </w:rPr>
+      </w:pPr>
+      <w:r>
+        <w:rPr>
+          <w:rFonts w:ascii="굴림체" w:eastAsia="굴림체" w:hAnsi="굴림체" w:cs="굴림체"/>
+        </w:rPr>
+        <w:t xml:space="preserve">  {</w:t>
+      </w:r>
+    </w:p>
+    <w:p>
+      <w:pPr>
+        <w:tabs>
+          <w:tab w:val="left" w:pos="916"/>
+          <w:tab w:val="left" w:pos="1832"/>
+          <w:tab w:val="left" w:pos="2748"/>
+          <w:tab w:val="left" w:pos="3664"/>
+          <w:tab w:val="left" w:pos="4580"/>
+          <w:tab w:val="left" w:pos="5496"/>
+          <w:tab w:val="left" w:pos="6412"/>
+          <w:tab w:val="left" w:pos="7328"/>
+          <w:tab w:val="left" w:pos="8244"/>
+          <w:tab w:val="left" w:pos="9160"/>
+          <w:tab w:val="left" w:pos="10076"/>
+          <w:tab w:val="left" w:pos="10992"/>
+          <w:tab w:val="left" w:pos="11908"/>
+          <w:tab w:val="left" w:pos="12824"/>
+          <w:tab w:val="left" w:pos="13740"/>
+          <w:tab w:val="left" w:pos="14656"/>
+        </w:tabs>
+        <w:rPr>
+          <w:rFonts w:ascii="굴림체" w:eastAsia="굴림체" w:hAnsi="굴림체" w:cs="굴림체"/>
+        </w:rPr>
+      </w:pPr>
+      <w:r>
+        <w:rPr>
+          <w:rFonts w:ascii="굴림체" w:eastAsia="굴림체" w:hAnsi="굴림체" w:cs="굴림체"/>
+        </w:rPr>
+        <w:t xml:space="preserve">    "date": "2026-01-01",</w:t>
+      </w:r>
+    </w:p>
+    <w:p>
+      <w:pPr>
+        <w:tabs>
+          <w:tab w:val="left" w:pos="916"/>
+          <w:tab w:val="left" w:pos="1832"/>
+          <w:tab w:val="left" w:pos="2748"/>
+          <w:tab w:val="left" w:pos="3664"/>
+          <w:tab w:val="left" w:pos="4580"/>
+          <w:tab w:val="left" w:pos="5496"/>
+          <w:tab w:val="left" w:pos="6412"/>
+          <w:tab w:val="left" w:pos="7328"/>
+          <w:tab w:val="left" w:pos="8244"/>
+          <w:tab w:val="left" w:pos="9160"/>
+          <w:tab w:val="left" w:pos="10076"/>
+          <w:tab w:val="left" w:pos="10992"/>
+          <w:tab w:val="left" w:pos="11908"/>
+          <w:tab w:val="left" w:pos="12824"/>
+          <w:tab w:val="left" w:pos="13740"/>
+          <w:tab w:val="left" w:pos="14656"/>
+        </w:tabs>
+        <w:rPr>
+          <w:rFonts w:ascii="굴림체" w:eastAsia="굴림체" w:hAnsi="굴림체" w:cs="굴림체"/>
+        </w:rPr>
+      </w:pPr>
+      <w:r>
+        <w:rPr>
+          <w:rFonts w:ascii="굴림체" w:eastAsia="굴림체" w:hAnsi="굴림체" w:cs="굴림체"/>
+        </w:rPr>
+        <w:t xml:space="preserve">    "</w:t>
+      </w:r>
+      <w:proofErr w:type="spellStart"/>
+      <w:r>
+        <w:rPr>
+          <w:rFonts w:ascii="굴림체" w:eastAsia="굴림체" w:hAnsi="굴림체" w:cs="굴림체"/>
+        </w:rPr>
+        <w:t>userCount</w:t>
+      </w:r>
+      <w:proofErr w:type="spellEnd"/>
+      <w:r>
+        <w:rPr>
+          <w:rFonts w:ascii="굴림체" w:eastAsia="굴림체" w:hAnsi="굴림체" w:cs="굴림체"/>
+        </w:rPr>
+        <w:t>": 120</w:t>
+      </w:r>
+    </w:p>
+    <w:p>
+      <w:pPr>
+        <w:tabs>
+          <w:tab w:val="left" w:pos="916"/>
+          <w:tab w:val="left" w:pos="1832"/>
+          <w:tab w:val="left" w:pos="2748"/>
+          <w:tab w:val="left" w:pos="3664"/>
+          <w:tab w:val="left" w:pos="4580"/>
+          <w:tab w:val="left" w:pos="5496"/>
+          <w:tab w:val="left" w:pos="6412"/>
+          <w:tab w:val="left" w:pos="7328"/>
+          <w:tab w:val="left" w:pos="8244"/>
+          <w:tab w:val="left" w:pos="9160"/>
+          <w:tab w:val="left" w:pos="10076"/>
+          <w:tab w:val="left" w:pos="10992"/>
+          <w:tab w:val="left" w:pos="11908"/>
+          <w:tab w:val="left" w:pos="12824"/>
+          <w:tab w:val="left" w:pos="13740"/>
+          <w:tab w:val="left" w:pos="14656"/>
+        </w:tabs>
+        <w:rPr>
+          <w:rFonts w:ascii="굴림체" w:eastAsia="굴림체" w:hAnsi="굴림체" w:cs="굴림체"/>
+        </w:rPr>
+      </w:pPr>
+      <w:r>
+        <w:rPr>
+          <w:rFonts w:ascii="굴림체" w:eastAsia="굴림체" w:hAnsi="굴림체" w:cs="굴림체"/>
+        </w:rPr>
+        <w:t xml:space="preserve">  },</w:t>
+      </w:r>
+    </w:p>
+    <w:p>
+      <w:pPr>
+        <w:tabs>
+          <w:tab w:val="left" w:pos="916"/>
+          <w:tab w:val="left" w:pos="1832"/>
+          <w:tab w:val="left" w:pos="2748"/>
+          <w:tab w:val="left" w:pos="3664"/>
+          <w:tab w:val="left" w:pos="4580"/>
+          <w:tab w:val="left" w:pos="5496"/>
+          <w:tab w:val="left" w:pos="6412"/>
+          <w:tab w:val="left" w:pos="7328"/>
+          <w:tab w:val="left" w:pos="8244"/>
+          <w:tab w:val="left" w:pos="9160"/>
+          <w:tab w:val="left" w:pos="10076"/>
+          <w:tab w:val="left" w:pos="10992"/>
+          <w:tab w:val="left" w:pos="11908"/>
+          <w:tab w:val="left" w:pos="12824"/>
+          <w:tab w:val="left" w:pos="13740"/>
+          <w:tab w:val="left" w:pos="14656"/>
+        </w:tabs>
+        <w:rPr>
+          <w:rFonts w:ascii="굴림체" w:eastAsia="굴림체" w:hAnsi="굴림체" w:cs="굴림체"/>
+        </w:rPr>
+      </w:pPr>
+      <w:r>
+        <w:rPr>
+          <w:rFonts w:ascii="굴림체" w:eastAsia="굴림체" w:hAnsi="굴림체" w:cs="굴림체"/>
+        </w:rPr>
+        <w:t xml:space="preserve">  {</w:t>
+      </w:r>
+    </w:p>
+    <w:p>
+      <w:pPr>
+        <w:tabs>
+          <w:tab w:val="left" w:pos="916"/>
+          <w:tab w:val="left" w:pos="1832"/>
+          <w:tab w:val="left" w:pos="2748"/>
+          <w:tab w:val="left" w:pos="3664"/>
+          <w:tab w:val="left" w:pos="4580"/>
+          <w:tab w:val="left" w:pos="5496"/>
+          <w:tab w:val="left" w:pos="6412"/>
+          <w:tab w:val="left" w:pos="7328"/>
+          <w:tab w:val="left" w:pos="8244"/>
+          <w:tab w:val="left" w:pos="9160"/>
+          <w:tab w:val="left" w:pos="10076"/>
+          <w:tab w:val="left" w:pos="10992"/>
+          <w:tab w:val="left" w:pos="11908"/>
+          <w:tab w:val="left" w:pos="12824"/>
+          <w:tab w:val="left" w:pos="13740"/>
+          <w:tab w:val="left" w:pos="14656"/>
+        </w:tabs>
+        <w:rPr>
+          <w:rFonts w:ascii="굴림체" w:eastAsia="굴림체" w:hAnsi="굴림체" w:cs="굴림체"/>
+        </w:rPr>
+      </w:pPr>
+      <w:r>
+        <w:rPr>
+          <w:rFonts w:ascii="굴림체" w:eastAsia="굴림체" w:hAnsi="굴림체" w:cs="굴림체"/>
+        </w:rPr>
+        <w:t xml:space="preserve">    "date": "2026-01-02",</w:t>
+      </w:r>
+    </w:p>
+    <w:p>
+      <w:pPr>
+        <w:tabs>
+          <w:tab w:val="left" w:pos="916"/>
+          <w:tab w:val="left" w:pos="1832"/>
+          <w:tab w:val="left" w:pos="2748"/>
+          <w:tab w:val="left" w:pos="3664"/>
+          <w:tab w:val="left" w:pos="4580"/>
+          <w:tab w:val="left" w:pos="5496"/>
+          <w:tab w:val="left" w:pos="6412"/>
+          <w:tab w:val="left" w:pos="7328"/>
+          <w:tab w:val="left" w:pos="8244"/>
+          <w:tab w:val="left" w:pos="9160"/>
+          <w:tab w:val="left" w:pos="10076"/>
+          <w:tab w:val="left" w:pos="10992"/>
+          <w:tab w:val="left" w:pos="11908"/>
+          <w:tab w:val="left" w:pos="12824"/>
+          <w:tab w:val="left" w:pos="13740"/>
+          <w:tab w:val="left" w:pos="14656"/>
+        </w:tabs>
+        <w:rPr>
+          <w:rFonts w:ascii="굴림체" w:eastAsia="굴림체" w:hAnsi="굴림체" w:cs="굴림체"/>
+        </w:rPr>
+      </w:pPr>
+      <w:r>
+        <w:rPr>
+          <w:rFonts w:ascii="굴림체" w:eastAsia="굴림체" w:hAnsi="굴림체" w:cs="굴림체"/>
+        </w:rPr>
+        <w:t xml:space="preserve">    "</w:t>
+      </w:r>
+      <w:proofErr w:type="spellStart"/>
+      <w:r>
+        <w:rPr>
+          <w:rFonts w:ascii="굴림체" w:eastAsia="굴림체" w:hAnsi="굴림체" w:cs="굴림체"/>
+        </w:rPr>
+        <w:t>userCount</w:t>
+      </w:r>
+      <w:proofErr w:type="spellEnd"/>
+      <w:r>
+        <w:rPr>
+          <w:rFonts w:ascii="굴림체" w:eastAsia="굴림체" w:hAnsi="굴림체" w:cs="굴림체"/>
+        </w:rPr>
+        <w:t>": 145</w:t>
+      </w:r>
+    </w:p>
+    <w:p>
+      <w:pPr>
+        <w:tabs>
+          <w:tab w:val="left" w:pos="916"/>
+          <w:tab w:val="left" w:pos="1832"/>
+          <w:tab w:val="left" w:pos="2748"/>
+          <w:tab w:val="left" w:pos="3664"/>
+          <w:tab w:val="left" w:pos="4580"/>
+          <w:tab w:val="left" w:pos="5496"/>
+          <w:tab w:val="left" w:pos="6412"/>
+          <w:tab w:val="left" w:pos="7328"/>
+          <w:tab w:val="left" w:pos="8244"/>
+          <w:tab w:val="left" w:pos="9160"/>
+          <w:tab w:val="left" w:pos="10076"/>
+          <w:tab w:val="left" w:pos="10992"/>
+          <w:tab w:val="left" w:pos="11908"/>
+          <w:tab w:val="left" w:pos="12824"/>
+          <w:tab w:val="left" w:pos="13740"/>
+          <w:tab w:val="left" w:pos="14656"/>
+        </w:tabs>
+        <w:rPr>
+          <w:rFonts w:ascii="굴림체" w:eastAsia="굴림체" w:hAnsi="굴림체" w:cs="굴림체"/>
+        </w:rPr>
+      </w:pPr>
+      <w:r>
+        <w:rPr>
+          <w:rFonts w:ascii="굴림체" w:eastAsia="굴림체" w:hAnsi="굴림체" w:cs="굴림체"/>
+        </w:rPr>
+        <w:t xml:space="preserve">  }</w:t>
+      </w:r>
+    </w:p>
+    <w:p>
+      <w:pPr>
+        <w:tabs>
+          <w:tab w:val="left" w:pos="916"/>
+          <w:tab w:val="left" w:pos="1832"/>
+          <w:tab w:val="left" w:pos="2748"/>
+          <w:tab w:val="left" w:pos="3664"/>
+          <w:tab w:val="left" w:pos="4580"/>
+          <w:tab w:val="left" w:pos="5496"/>
+          <w:tab w:val="left" w:pos="6412"/>
+          <w:tab w:val="left" w:pos="7328"/>
+          <w:tab w:val="left" w:pos="8244"/>
+          <w:tab w:val="left" w:pos="9160"/>
+          <w:tab w:val="left" w:pos="10076"/>
+          <w:tab w:val="left" w:pos="10992"/>
+          <w:tab w:val="left" w:pos="11908"/>
+          <w:tab w:val="left" w:pos="12824"/>
+          <w:tab w:val="left" w:pos="13740"/>
+          <w:tab w:val="left" w:pos="14656"/>
+        </w:tabs>
+        <w:rPr>
+          <w:rFonts w:ascii="굴림체" w:eastAsia="굴림체" w:hAnsi="굴림체" w:cs="굴림체"/>
+        </w:rPr>
+      </w:pPr>
+      <w:r>
+        <w:rPr>
+          <w:rFonts w:ascii="굴림체" w:eastAsia="굴림체" w:hAnsi="굴림체" w:cs="굴림체"/>
+        </w:rPr>
+        <w:t>]</w:t>
+      </w:r>
+    </w:p>
+    <w:p>
+      <w:pPr>
+        <w:spacing w:after="160"/>
+        <w:rPr>
+          <w:rFonts w:ascii="굴림체" w:eastAsia="굴림체" w:hAnsi="굴림체" w:cs="굴림체"/>
+        </w:rPr>
+      </w:pPr>
+      <w:r>
+        <w:rPr>
+          <w:rFonts w:ascii="굴림체" w:eastAsia="굴림체" w:hAnsi="굴림체" w:cs="굴림체"/>
+        </w:rPr>
+        <w:br w:type="page"/>
+      </w:r>
+    </w:p>
+    <w:p>
+      <w:pPr>
+        <w:spacing w:before="100" w:beforeAutospacing="1" w:after="100" w:afterAutospacing="1"/>
+        <w:outlineLvl w:val="2"/>
+        <w:rPr>
+          <w:b/>
+          <w:bCs/>
+          <w:sz w:val="27"/>
+          <w:szCs w:val="27"/>
+        </w:rPr>
+      </w:pPr>
+      <w:r>
+        <w:rPr>
+          <w:b/>
+          <w:bCs/>
+          <w:sz w:val="27"/>
+          <w:szCs w:val="27"/>
+        </w:rPr>
+        <w:lastRenderedPageBreak/>
+        <w:t>- 평균 하루 로그인 수</w:t>
+      </w:r>
+    </w:p>
+    <w:p>
+      <w:pPr>
+        <w:spacing w:before="100" w:beforeAutospacing="1" w:after="100" w:afterAutospacing="1"/>
+      </w:pPr>
+      <w:r>
+        <w:rPr>
+          <w:b/>
+          <w:bCs/>
+        </w:rPr>
+        <w:t>요청URL</w:t>
+      </w:r>
+      <w:r>
+        <w:t xml:space="preserve"> </w:t>
+      </w:r>
+      <w:proofErr w:type="spellStart"/>
+      <w:r>
+        <w:rPr>
+          <w:rFonts w:ascii="굴림체" w:eastAsia="굴림체" w:hAnsi="굴림체" w:cs="굴림체"/>
+        </w:rPr>
+        <w:t>api</w:t>
+      </w:r>
+      <w:proofErr w:type="spellEnd"/>
+      <w:r>
+        <w:rPr>
+          <w:rFonts w:ascii="굴림체" w:eastAsia="굴림체" w:hAnsi="굴림체" w:cs="굴림체"/>
+        </w:rPr>
+        <w:t>/v1/stats/avg-daily-logins</w:t>
+      </w:r>
+    </w:p>
+    <w:p>
+      <w:pPr>
+        <w:spacing w:before="100" w:beforeAutospacing="1" w:after="100" w:afterAutospacing="1"/>
+      </w:pPr>
+      <w:proofErr w:type="gramStart"/>
+      <w:r>
+        <w:rPr>
+          <w:b/>
+          <w:bCs/>
+        </w:rPr>
+        <w:t>Method</w:t>
+      </w:r>
+      <w:r>
+        <w:t xml:space="preserve"> :</w:t>
+      </w:r>
+      <w:proofErr w:type="gramEnd"/>
+      <w:r>
+        <w:t xml:space="preserve"> GET</w:t>
+      </w:r>
+    </w:p>
+    <w:p>
+      <w:pPr>
+        <w:spacing w:before="100" w:beforeAutospacing="1" w:after="100" w:afterAutospacing="1"/>
+      </w:pPr>
+      <w:r>
+        <w:rPr>
+          <w:b/>
+          <w:bCs/>
+        </w:rPr>
+        <w:t>Request Parameters</w:t>
+      </w:r>
+      <w:r>
+        <w:t xml:space="preserve"> </w:t>
+      </w:r>
+      <w:r>
+        <w:rPr>
+          <w:i/>
+          <w:iCs/>
+        </w:rPr>
+        <w:t>(없음)</w:t>
+      </w:r>
+    </w:p>
+    <w:p>
+      <w:pPr>
+        <w:spacing w:before="100" w:beforeAutospacing="1" w:after="100" w:afterAutospacing="1"/>
+      </w:pPr>
+      <w:r>
+        <w:rPr>
+          <w:b/>
+          <w:bCs/>
+        </w:rPr>
+        <w:t>Response Body</w:t>
+      </w:r>
+    </w:p>
+    <w:p>
+      <w:r>
+        <w:t>JSON</w:t>
+      </w:r>
+    </w:p>
+    <w:p>
+      <w:pPr>
+        <w:tabs>
+          <w:tab w:val="left" w:pos="916"/>
+          <w:tab w:val="left" w:pos="1832"/>
+          <w:tab w:val="left" w:pos="2748"/>
+          <w:tab w:val="left" w:pos="3664"/>
+          <w:tab w:val="left" w:pos="4580"/>
+          <w:tab w:val="left" w:pos="5496"/>
+          <w:tab w:val="left" w:pos="6412"/>
+          <w:tab w:val="left" w:pos="7328"/>
+          <w:tab w:val="left" w:pos="8244"/>
+          <w:tab w:val="left" w:pos="9160"/>
+          <w:tab w:val="left" w:pos="10076"/>
+          <w:tab w:val="left" w:pos="10992"/>
+          <w:tab w:val="left" w:pos="11908"/>
+          <w:tab w:val="left" w:pos="12824"/>
+          <w:tab w:val="left" w:pos="13740"/>
+          <w:tab w:val="left" w:pos="14656"/>
+        </w:tabs>
+        <w:rPr>
+          <w:rFonts w:ascii="굴림체" w:eastAsia="굴림체" w:hAnsi="굴림체" w:cs="굴림체"/>
+        </w:rPr>
+      </w:pPr>
+      <w:r>
+        <w:rPr>
+          <w:rFonts w:ascii="굴림체" w:eastAsia="굴림체" w:hAnsi="굴림체" w:cs="굴림체"/>
+        </w:rPr>
+        <w:t>{</w:t>
+      </w:r>
+    </w:p>
+    <w:p>
+      <w:pPr>
+        <w:tabs>
+          <w:tab w:val="left" w:pos="916"/>
+          <w:tab w:val="left" w:pos="1832"/>
+          <w:tab w:val="left" w:pos="2748"/>
+          <w:tab w:val="left" w:pos="3664"/>
+          <w:tab w:val="left" w:pos="4580"/>
+          <w:tab w:val="left" w:pos="5496"/>
+          <w:tab w:val="left" w:pos="6412"/>
+          <w:tab w:val="left" w:pos="7328"/>
+          <w:tab w:val="left" w:pos="8244"/>
+          <w:tab w:val="left" w:pos="9160"/>
+          <w:tab w:val="left" w:pos="10076"/>
+          <w:tab w:val="left" w:pos="10992"/>
+          <w:tab w:val="left" w:pos="11908"/>
+          <w:tab w:val="left" w:pos="12824"/>
+          <w:tab w:val="left" w:pos="13740"/>
+          <w:tab w:val="left" w:pos="14656"/>
+        </w:tabs>
+        <w:rPr>
+          <w:rFonts w:ascii="굴림체" w:eastAsia="굴림체" w:hAnsi="굴림체" w:cs="굴림체"/>
+        </w:rPr>
+      </w:pPr>
+      <w:r>
+        <w:rPr>
+          <w:rFonts w:ascii="굴림체" w:eastAsia="굴림체" w:hAnsi="굴림체" w:cs="굴림체"/>
+        </w:rPr>
+        <w:t xml:space="preserve">  "</w:t>
+      </w:r>
+      <w:proofErr w:type="spellStart"/>
+      <w:r>
+        <w:rPr>
+          <w:rFonts w:ascii="굴림체" w:eastAsia="굴림체" w:hAnsi="굴림체" w:cs="굴림체"/>
+        </w:rPr>
+        <w:t>averageCount</w:t>
+      </w:r>
+      <w:proofErr w:type="spellEnd"/>
+      <w:r>
+        <w:rPr>
+          <w:rFonts w:ascii="굴림체" w:eastAsia="굴림체" w:hAnsi="굴림체" w:cs="굴림체"/>
+        </w:rPr>
+        <w:t>": 154.5</w:t>
+      </w:r>
+    </w:p>
+    <w:p>
+      <w:pPr>
+        <w:tabs>
+          <w:tab w:val="left" w:pos="916"/>
+          <w:tab w:val="left" w:pos="1832"/>
+          <w:tab w:val="left" w:pos="2748"/>
+          <w:tab w:val="left" w:pos="3664"/>
+          <w:tab w:val="left" w:pos="4580"/>
+          <w:tab w:val="left" w:pos="5496"/>
+          <w:tab w:val="left" w:pos="6412"/>
+          <w:tab w:val="left" w:pos="7328"/>
+          <w:tab w:val="left" w:pos="8244"/>
+          <w:tab w:val="left" w:pos="9160"/>
+          <w:tab w:val="left" w:pos="10076"/>
+          <w:tab w:val="left" w:pos="10992"/>
+          <w:tab w:val="left" w:pos="11908"/>
+          <w:tab w:val="left" w:pos="12824"/>
+          <w:tab w:val="left" w:pos="13740"/>
+          <w:tab w:val="left" w:pos="14656"/>
+        </w:tabs>
+        <w:rPr>
+          <w:rFonts w:ascii="굴림체" w:eastAsia="굴림체" w:hAnsi="굴림체" w:cs="굴림체"/>
+        </w:rPr>
+      </w:pPr>
+      <w:r>
+        <w:rPr>
+          <w:rFonts w:ascii="굴림체" w:eastAsia="굴림체" w:hAnsi="굴림체" w:cs="굴림체"/>
+        </w:rPr>
+        <w:t>}</w:t>
+      </w:r>
+    </w:p>
+    <w:p>
+      <w:pPr>
+        <w:spacing w:after="160"/>
+        <w:rPr>
+          <w:rFonts w:ascii="굴림체" w:eastAsia="굴림체" w:hAnsi="굴림체" w:cs="굴림체" w:hint="eastAsia"/>
+        </w:rPr>
+      </w:pPr>
+      <w:r>
+        <w:rPr>
+          <w:rFonts w:ascii="굴림체" w:eastAsia="굴림체" w:hAnsi="굴림체" w:cs="굴림체"/>
+        </w:rPr>
+        <w:br w:type="page"/>
+      </w:r>
+    </w:p>
+    <w:p>
+      <w:pPr>
+        <w:spacing w:before="100" w:beforeAutospacing="1" w:after="100" w:afterAutospacing="1"/>
+        <w:outlineLvl w:val="2"/>
+        <w:rPr>
+          <w:b/>
+          <w:bCs/>
+          <w:sz w:val="27"/>
+          <w:szCs w:val="27"/>
+        </w:rPr>
+      </w:pPr>
+      <w:r>
+        <w:rPr>
+          <w:b/>
+          <w:bCs/>
+          <w:sz w:val="27"/>
+          <w:szCs w:val="27"/>
+        </w:rPr>
+        <w:lastRenderedPageBreak/>
+        <w:t>- 휴일을 제외한 로그인 수</w:t>
+      </w:r>
+    </w:p>
+    <w:p>
+      <w:pPr>
+        <w:spacing w:before="100" w:beforeAutospacing="1" w:after="100" w:afterAutospacing="1"/>
+      </w:pPr>
+      <w:r>
+        <w:rPr>
+          <w:b/>
+          <w:bCs/>
+        </w:rPr>
+        <w:t>요청URL</w:t>
+      </w:r>
+      <w:r>
+        <w:t xml:space="preserve"> </w:t>
+      </w:r>
+      <w:proofErr w:type="spellStart"/>
+      <w:r>
+        <w:rPr>
+          <w:rFonts w:ascii="굴림체" w:eastAsia="굴림체" w:hAnsi="굴림체" w:cs="굴림체"/>
+        </w:rPr>
+        <w:t>api</w:t>
+      </w:r>
+      <w:proofErr w:type="spellEnd"/>
+      <w:r>
+        <w:rPr>
+          <w:rFonts w:ascii="굴림체" w:eastAsia="굴림체" w:hAnsi="굴림체" w:cs="굴림체"/>
+        </w:rPr>
+        <w:t>/v1/stats/working-day-logins</w:t>
+      </w:r>
+    </w:p>
+    <w:p>
+      <w:pPr>
+        <w:spacing w:before="100" w:beforeAutospacing="1" w:after="100" w:afterAutospacing="1"/>
+      </w:pPr>
+      <w:proofErr w:type="gramStart"/>
+      <w:r>
+        <w:rPr>
+          <w:b/>
+          <w:bCs/>
+        </w:rPr>
+        <w:t>Method</w:t>
+      </w:r>
+      <w:r>
+        <w:t xml:space="preserve"> :</w:t>
+      </w:r>
+      <w:proofErr w:type="gramEnd"/>
+      <w:r>
+        <w:t xml:space="preserve"> GET</w:t>
+      </w:r>
+    </w:p>
+    <w:p>
+      <w:pPr>
+        <w:spacing w:before="100" w:beforeAutospacing="1" w:after="100" w:afterAutospacing="1"/>
+      </w:pPr>
+      <w:r>
+        <w:rPr>
+          <w:b/>
+          <w:bCs/>
+        </w:rPr>
+        <w:t>Request Parameters</w:t>
+      </w:r>
+      <w:r>
+        <w:t xml:space="preserve"> </w:t>
+      </w:r>
+      <w:r>
+        <w:rPr>
+          <w:i/>
+          <w:iCs/>
+        </w:rPr>
+        <w:t>(없음)</w:t>
+      </w:r>
+    </w:p>
+    <w:p>
+      <w:pPr>
+        <w:spacing w:before="100" w:beforeAutospacing="1" w:after="100" w:afterAutospacing="1"/>
+      </w:pPr>
+      <w:r>
+        <w:rPr>
+          <w:b/>
+          <w:bCs/>
+        </w:rPr>
+        <w:t>Response Body</w:t>
+      </w:r>
+    </w:p>
+    <w:p>
+      <w:r>
+        <w:t>JSON</w:t>
+      </w:r>
+    </w:p>
+    <w:p>
+      <w:pPr>
+        <w:tabs>
+          <w:tab w:val="left" w:pos="916"/>
+          <w:tab w:val="left" w:pos="1832"/>
+          <w:tab w:val="left" w:pos="2748"/>
+          <w:tab w:val="left" w:pos="3664"/>
+          <w:tab w:val="left" w:pos="4580"/>
+          <w:tab w:val="left" w:pos="5496"/>
+          <w:tab w:val="left" w:pos="6412"/>
+          <w:tab w:val="left" w:pos="7328"/>
+          <w:tab w:val="left" w:pos="8244"/>
+          <w:tab w:val="left" w:pos="9160"/>
+          <w:tab w:val="left" w:pos="10076"/>
+          <w:tab w:val="left" w:pos="10992"/>
+          <w:tab w:val="left" w:pos="11908"/>
+          <w:tab w:val="left" w:pos="12824"/>
+          <w:tab w:val="left" w:pos="13740"/>
+          <w:tab w:val="left" w:pos="14656"/>
+        </w:tabs>
+        <w:rPr>
+          <w:rFonts w:ascii="굴림체" w:eastAsia="굴림체" w:hAnsi="굴림체" w:cs="굴림체"/>
+        </w:rPr>
+      </w:pPr>
+      <w:r>
+        <w:rPr>
+          <w:rFonts w:ascii="굴림체" w:eastAsia="굴림체" w:hAnsi="굴림체" w:cs="굴림체"/>
+        </w:rPr>
+        <w:t>{</w:t>
+      </w:r>
+    </w:p>
+    <w:p>
+      <w:pPr>
+        <w:tabs>
+          <w:tab w:val="left" w:pos="916"/>
+          <w:tab w:val="left" w:pos="1832"/>
+          <w:tab w:val="left" w:pos="2748"/>
+          <w:tab w:val="left" w:pos="3664"/>
+          <w:tab w:val="left" w:pos="4580"/>
+          <w:tab w:val="left" w:pos="5496"/>
+          <w:tab w:val="left" w:pos="6412"/>
+          <w:tab w:val="left" w:pos="7328"/>
+          <w:tab w:val="left" w:pos="8244"/>
+          <w:tab w:val="left" w:pos="9160"/>
+          <w:tab w:val="left" w:pos="10076"/>
+          <w:tab w:val="left" w:pos="10992"/>
+          <w:tab w:val="left" w:pos="11908"/>
+          <w:tab w:val="left" w:pos="12824"/>
+          <w:tab w:val="left" w:pos="13740"/>
+          <w:tab w:val="left" w:pos="14656"/>
+        </w:tabs>
+        <w:rPr>
+          <w:rFonts w:ascii="굴림체" w:eastAsia="굴림체" w:hAnsi="굴림체" w:cs="굴림체"/>
+        </w:rPr>
+      </w:pPr>
+      <w:r>
+        <w:rPr>
+          <w:rFonts w:ascii="굴림체" w:eastAsia="굴림체" w:hAnsi="굴림체" w:cs="굴림체"/>
+        </w:rPr>
+        <w:t xml:space="preserve">  "</w:t>
+      </w:r>
+      <w:proofErr w:type="spellStart"/>
+      <w:r>
+        <w:rPr>
+          <w:rFonts w:ascii="굴림체" w:eastAsia="굴림체" w:hAnsi="굴림체" w:cs="굴림체"/>
+        </w:rPr>
+        <w:t>workingDayLoginCount</w:t>
+      </w:r>
+      <w:proofErr w:type="spellEnd"/>
+      <w:r>
+        <w:rPr>
+          <w:rFonts w:ascii="굴림체" w:eastAsia="굴림체" w:hAnsi="굴림체" w:cs="굴림체"/>
+        </w:rPr>
+        <w:t>": 4500</w:t>
+      </w:r>
+    </w:p>
+    <w:p>
+      <w:pPr>
+        <w:tabs>
+          <w:tab w:val="left" w:pos="916"/>
+          <w:tab w:val="left" w:pos="1832"/>
+          <w:tab w:val="left" w:pos="2748"/>
+          <w:tab w:val="left" w:pos="3664"/>
+          <w:tab w:val="left" w:pos="4580"/>
+          <w:tab w:val="left" w:pos="5496"/>
+          <w:tab w:val="left" w:pos="6412"/>
+          <w:tab w:val="left" w:pos="7328"/>
+          <w:tab w:val="left" w:pos="8244"/>
+          <w:tab w:val="left" w:pos="9160"/>
+          <w:tab w:val="left" w:pos="10076"/>
+          <w:tab w:val="left" w:pos="10992"/>
+          <w:tab w:val="left" w:pos="11908"/>
+          <w:tab w:val="left" w:pos="12824"/>
+          <w:tab w:val="left" w:pos="13740"/>
+          <w:tab w:val="left" w:pos="14656"/>
+        </w:tabs>
+        <w:rPr>
+          <w:rFonts w:ascii="굴림체" w:eastAsia="굴림체" w:hAnsi="굴림체" w:cs="굴림체"/>
+        </w:rPr>
+      </w:pPr>
+      <w:r>
+        <w:rPr>
+          <w:rFonts w:ascii="굴림체" w:eastAsia="굴림체" w:hAnsi="굴림체" w:cs="굴림체"/>
+        </w:rPr>
+        <w:t>}</w:t>
+      </w:r>
+    </w:p>
+    <w:p>
+      <w:pPr>
+        <w:spacing w:after="160"/>
+        <w:rPr>
+          <w:rFonts w:ascii="굴림체" w:eastAsia="굴림체" w:hAnsi="굴림체" w:cs="굴림체"/>
+        </w:rPr>
+      </w:pPr>
+      <w:r>
+        <w:rPr>
+          <w:rFonts w:ascii="굴림체" w:eastAsia="굴림체" w:hAnsi="굴림체" w:cs="굴림체"/>
+        </w:rPr>
+        <w:br w:type="page"/>
+      </w:r>
+    </w:p>
+    <w:p>
+      <w:pPr>
+        <w:spacing w:before="100" w:beforeAutospacing="1" w:after="100" w:afterAutospacing="1"/>
+        <w:outlineLvl w:val="2"/>
+        <w:rPr>
+          <w:b/>
+          <w:bCs/>
+          <w:sz w:val="27"/>
+          <w:szCs w:val="27"/>
+        </w:rPr>
+      </w:pPr>
+      <w:r>
+        <w:rPr>
+          <w:b/>
+          <w:bCs/>
+          <w:sz w:val="27"/>
+          <w:szCs w:val="27"/>
+        </w:rPr>
+        <w:lastRenderedPageBreak/>
+        <w:t>- 부서별 월별 로그인 수</w:t>
+      </w:r>
+    </w:p>
+    <w:p>
+      <w:pPr>
+        <w:spacing w:before="100" w:beforeAutospacing="1" w:after="100" w:afterAutospacing="1"/>
+      </w:pPr>
+      <w:r>
+        <w:rPr>
+          <w:b/>
+          <w:bCs/>
+        </w:rPr>
+        <w:t>요청URL</w:t>
+      </w:r>
+      <w:r>
+        <w:t xml:space="preserve"> </w:t>
+      </w:r>
+      <w:proofErr w:type="spellStart"/>
+      <w:r>
+        <w:rPr>
+          <w:rFonts w:ascii="굴림체" w:eastAsia="굴림체" w:hAnsi="굴림체" w:cs="굴림체"/>
+        </w:rPr>
+        <w:t>api</w:t>
+      </w:r>
+      <w:proofErr w:type="spellEnd"/>
+      <w:r>
+        <w:rPr>
+          <w:rFonts w:ascii="굴림체" w:eastAsia="굴림체" w:hAnsi="굴림체" w:cs="굴림체"/>
+        </w:rPr>
+        <w:t>/v1/stats/dept-monthly-logins</w:t>
+      </w:r>
+    </w:p>
+    <w:p>
+      <w:pPr>
+        <w:spacing w:before="100" w:beforeAutospacing="1" w:after="100" w:afterAutospacing="1"/>
+      </w:pPr>
+      <w:proofErr w:type="gramStart"/>
+      <w:r>
+        <w:rPr>
+          <w:b/>
+          <w:bCs/>
+        </w:rPr>
+        <w:t>Method</w:t>
+      </w:r>
+      <w:r>
+        <w:t xml:space="preserve"> :</w:t>
+      </w:r>
+      <w:proofErr w:type="gramEnd"/>
+      <w:r>
+        <w:t xml:space="preserve"> GET</w:t>
+      </w:r>
+    </w:p>
+    <w:p>
+      <w:pPr>
+        <w:spacing w:before="100" w:beforeAutospacing="1" w:after="100" w:afterAutospacing="1"/>
+      </w:pPr>
+      <w:r>
+        <w:rPr>
+          <w:b/>
+          <w:bCs/>
+        </w:rPr>
+        <w:t>Request Parameters</w:t>
+      </w:r>
+      <w:r>
+        <w:t xml:space="preserve"> </w:t>
+      </w:r>
+      <w:r>
+        <w:rPr>
+          <w:i/>
+          <w:iCs/>
+        </w:rPr>
+        <w:t>(없음)</w:t>
+      </w:r>
+    </w:p>
+    <w:p>
+      <w:pPr>
+        <w:spacing w:before="100" w:beforeAutospacing="1" w:after="100" w:afterAutospacing="1"/>
+      </w:pPr>
+      <w:r>
+        <w:rPr>
+          <w:b/>
+          <w:bCs/>
+        </w:rPr>
+        <w:t>Response Body</w:t>
+      </w:r>
+    </w:p>
+    <w:p>
+      <w:r>
+        <w:t>JSON</w:t>
+      </w:r>
+    </w:p>
+    <w:p>
+      <w:pPr>
+        <w:tabs>
+          <w:tab w:val="left" w:pos="916"/>
+          <w:tab w:val="left" w:pos="1832"/>
+          <w:tab w:val="left" w:pos="2748"/>
+          <w:tab w:val="left" w:pos="3664"/>
+          <w:tab w:val="left" w:pos="4580"/>
+          <w:tab w:val="left" w:pos="5496"/>
+          <w:tab w:val="left" w:pos="6412"/>
+          <w:tab w:val="left" w:pos="7328"/>
+          <w:tab w:val="left" w:pos="8244"/>
+          <w:tab w:val="left" w:pos="9160"/>
+          <w:tab w:val="left" w:pos="10076"/>
+          <w:tab w:val="left" w:pos="10992"/>
+          <w:tab w:val="left" w:pos="11908"/>
+          <w:tab w:val="left" w:pos="12824"/>
+          <w:tab w:val="left" w:pos="13740"/>
+          <w:tab w:val="left" w:pos="14656"/>
+        </w:tabs>
+        <w:rPr>
+          <w:rFonts w:ascii="굴림체" w:eastAsia="굴림체" w:hAnsi="굴림체" w:cs="굴림체"/>
+        </w:rPr>
+      </w:pPr>
+      <w:r>
+        <w:rPr>
+          <w:rFonts w:ascii="굴림체" w:eastAsia="굴림체" w:hAnsi="굴림체" w:cs="굴림체"/>
+        </w:rPr>
+        <w:t>[</w:t>
+      </w:r>
+    </w:p>
+    <w:p>
+      <w:pPr>
+        <w:tabs>
+          <w:tab w:val="left" w:pos="916"/>
+          <w:tab w:val="left" w:pos="1832"/>
+          <w:tab w:val="left" w:pos="2748"/>
+          <w:tab w:val="left" w:pos="3664"/>
+          <w:tab w:val="left" w:pos="4580"/>
+          <w:tab w:val="left" w:pos="5496"/>
+          <w:tab w:val="left" w:pos="6412"/>
+          <w:tab w:val="left" w:pos="7328"/>
+          <w:tab w:val="left" w:pos="8244"/>
+          <w:tab w:val="left" w:pos="9160"/>
+          <w:tab w:val="left" w:pos="10076"/>
+          <w:tab w:val="left" w:pos="10992"/>
+          <w:tab w:val="left" w:pos="11908"/>
+          <w:tab w:val="left" w:pos="12824"/>
+          <w:tab w:val="left" w:pos="13740"/>
+          <w:tab w:val="left" w:pos="14656"/>
+        </w:tabs>
+        <w:rPr>
+          <w:rFonts w:ascii="굴림체" w:eastAsia="굴림체" w:hAnsi="굴림체" w:cs="굴림체"/>
+        </w:rPr>
+      </w:pPr>
+      <w:r>
+        <w:rPr>
+          <w:rFonts w:ascii="굴림체" w:eastAsia="굴림체" w:hAnsi="굴림체" w:cs="굴림체"/>
+        </w:rPr>
+        <w:t xml:space="preserve">  {</w:t>
+      </w:r>
+    </w:p>
+    <w:p>
+      <w:pPr>
+        <w:tabs>
+          <w:tab w:val="left" w:pos="916"/>
+          <w:tab w:val="left" w:pos="1832"/>
+          <w:tab w:val="left" w:pos="2748"/>
+          <w:tab w:val="left" w:pos="3664"/>
+          <w:tab w:val="left" w:pos="4580"/>
+          <w:tab w:val="left" w:pos="5496"/>
+          <w:tab w:val="left" w:pos="6412"/>
+          <w:tab w:val="left" w:pos="7328"/>
+          <w:tab w:val="left" w:pos="8244"/>
+          <w:tab w:val="left" w:pos="9160"/>
+          <w:tab w:val="left" w:pos="10076"/>
+          <w:tab w:val="left" w:pos="10992"/>
+          <w:tab w:val="left" w:pos="11908"/>
+          <w:tab w:val="left" w:pos="12824"/>
+          <w:tab w:val="left" w:pos="13740"/>
+          <w:tab w:val="left" w:pos="14656"/>
+        </w:tabs>
+        <w:rPr>
+          <w:rFonts w:ascii="굴림체" w:eastAsia="굴림체" w:hAnsi="굴림체" w:cs="굴림체"/>
+        </w:rPr>
+      </w:pPr>
+      <w:r>
+        <w:rPr>
+          <w:rFonts w:ascii="굴림체" w:eastAsia="굴림체" w:hAnsi="굴림체" w:cs="굴림체"/>
+        </w:rPr>
+        <w:t xml:space="preserve">    "department": "DEV001",</w:t>
+      </w:r>
+    </w:p>
+    <w:p>
+      <w:pPr>
+        <w:tabs>
+          <w:tab w:val="left" w:pos="916"/>
+          <w:tab w:val="left" w:pos="1832"/>
+          <w:tab w:val="left" w:pos="2748"/>
+          <w:tab w:val="left" w:pos="3664"/>
+          <w:tab w:val="left" w:pos="4580"/>
+          <w:tab w:val="left" w:pos="5496"/>
+          <w:tab w:val="left" w:pos="6412"/>
+          <w:tab w:val="left" w:pos="7328"/>
+          <w:tab w:val="left" w:pos="8244"/>
+          <w:tab w:val="left" w:pos="9160"/>
+          <w:tab w:val="left" w:pos="10076"/>
+          <w:tab w:val="left" w:pos="10992"/>
+          <w:tab w:val="left" w:pos="11908"/>
+          <w:tab w:val="left" w:pos="12824"/>
+          <w:tab w:val="left" w:pos="13740"/>
+          <w:tab w:val="left" w:pos="14656"/>
+        </w:tabs>
+        <w:rPr>
+          <w:rFonts w:ascii="굴림체" w:eastAsia="굴림체" w:hAnsi="굴림체" w:cs="굴림체"/>
+        </w:rPr>
+      </w:pPr>
+      <w:r>
+        <w:rPr>
+          <w:rFonts w:ascii="굴림체" w:eastAsia="굴림체" w:hAnsi="굴림체" w:cs="굴림체"/>
+        </w:rPr>
+        <w:t xml:space="preserve">    "month": "202601",</w:t>
+      </w:r>
+    </w:p>
+    <w:p>
+      <w:pPr>
+        <w:tabs>
+          <w:tab w:val="left" w:pos="916"/>
+          <w:tab w:val="left" w:pos="1832"/>
+          <w:tab w:val="left" w:pos="2748"/>
+          <w:tab w:val="left" w:pos="3664"/>
+          <w:tab w:val="left" w:pos="4580"/>
+          <w:tab w:val="left" w:pos="5496"/>
+          <w:tab w:val="left" w:pos="6412"/>
+          <w:tab w:val="left" w:pos="7328"/>
+          <w:tab w:val="left" w:pos="8244"/>
+          <w:tab w:val="left" w:pos="9160"/>
+          <w:tab w:val="left" w:pos="10076"/>
+          <w:tab w:val="left" w:pos="10992"/>
+          <w:tab w:val="left" w:pos="11908"/>
+          <w:tab w:val="left" w:pos="12824"/>
+          <w:tab w:val="left" w:pos="13740"/>
+          <w:tab w:val="left" w:pos="14656"/>
+        </w:tabs>
+        <w:rPr>
+          <w:rFonts w:ascii="굴림체" w:eastAsia="굴림체" w:hAnsi="굴림체" w:cs="굴림체"/>
+        </w:rPr>
+      </w:pPr>
+      <w:r>
+        <w:rPr>
+          <w:rFonts w:ascii="굴림체" w:eastAsia="굴림체" w:hAnsi="굴림체" w:cs="굴림체"/>
+        </w:rPr>
+        <w:t xml:space="preserve">    "</w:t>
+      </w:r>
+      <w:proofErr w:type="spellStart"/>
+      <w:r>
+        <w:rPr>
+          <w:rFonts w:ascii="굴림체" w:eastAsia="굴림체" w:hAnsi="굴림체" w:cs="굴림체"/>
+        </w:rPr>
+        <w:t>loginCount</w:t>
+      </w:r>
+      <w:proofErr w:type="spellEnd"/>
+      <w:r>
+        <w:rPr>
+          <w:rFonts w:ascii="굴림체" w:eastAsia="굴림체" w:hAnsi="굴림체" w:cs="굴림체"/>
+        </w:rPr>
+        <w:t>": 1200</w:t>
+      </w:r>
+    </w:p>
+    <w:p>
+      <w:pPr>
+        <w:tabs>
+          <w:tab w:val="left" w:pos="916"/>
+          <w:tab w:val="left" w:pos="1832"/>
+          <w:tab w:val="left" w:pos="2748"/>
+          <w:tab w:val="left" w:pos="3664"/>
+          <w:tab w:val="left" w:pos="4580"/>
+          <w:tab w:val="left" w:pos="5496"/>
+          <w:tab w:val="left" w:pos="6412"/>
+          <w:tab w:val="left" w:pos="7328"/>
+          <w:tab w:val="left" w:pos="8244"/>
+          <w:tab w:val="left" w:pos="9160"/>
+          <w:tab w:val="left" w:pos="10076"/>
+          <w:tab w:val="left" w:pos="10992"/>
+          <w:tab w:val="left" w:pos="11908"/>
+          <w:tab w:val="left" w:pos="12824"/>
+          <w:tab w:val="left" w:pos="13740"/>
+          <w:tab w:val="left" w:pos="14656"/>
+        </w:tabs>
+        <w:rPr>
+          <w:rFonts w:ascii="굴림체" w:eastAsia="굴림체" w:hAnsi="굴림체" w:cs="굴림체"/>
+        </w:rPr>
+      </w:pPr>
+      <w:r>
+        <w:rPr>
+          <w:rFonts w:ascii="굴림체" w:eastAsia="굴림체" w:hAnsi="굴림체" w:cs="굴림체"/>
+        </w:rPr>
+        <w:t xml:space="preserve">  },</w:t>
+      </w:r>
+    </w:p>
+    <w:p>
+      <w:pPr>
+        <w:tabs>
+          <w:tab w:val="left" w:pos="916"/>
+          <w:tab w:val="left" w:pos="1832"/>
+          <w:tab w:val="left" w:pos="2748"/>
+          <w:tab w:val="left" w:pos="3664"/>
+          <w:tab w:val="left" w:pos="4580"/>
+          <w:tab w:val="left" w:pos="5496"/>
+          <w:tab w:val="left" w:pos="6412"/>
+          <w:tab w:val="left" w:pos="7328"/>
+          <w:tab w:val="left" w:pos="8244"/>
+          <w:tab w:val="left" w:pos="9160"/>
+          <w:tab w:val="left" w:pos="10076"/>
+          <w:tab w:val="left" w:pos="10992"/>
+          <w:tab w:val="left" w:pos="11908"/>
+          <w:tab w:val="left" w:pos="12824"/>
+          <w:tab w:val="left" w:pos="13740"/>
+          <w:tab w:val="left" w:pos="14656"/>
+        </w:tabs>
+        <w:rPr>
+          <w:rFonts w:ascii="굴림체" w:eastAsia="굴림체" w:hAnsi="굴림체" w:cs="굴림체"/>
+        </w:rPr>
+      </w:pPr>
+      <w:r>
+        <w:rPr>
+          <w:rFonts w:ascii="굴림체" w:eastAsia="굴림체" w:hAnsi="굴림체" w:cs="굴림체"/>
+        </w:rPr>
+        <w:t xml:space="preserve">  {</w:t>
+      </w:r>
+    </w:p>
+    <w:p>
+      <w:pPr>
+        <w:tabs>
+          <w:tab w:val="left" w:pos="916"/>
+          <w:tab w:val="left" w:pos="1832"/>
+          <w:tab w:val="left" w:pos="2748"/>
+          <w:tab w:val="left" w:pos="3664"/>
+          <w:tab w:val="left" w:pos="4580"/>
+          <w:tab w:val="left" w:pos="5496"/>
+          <w:tab w:val="left" w:pos="6412"/>
+          <w:tab w:val="left" w:pos="7328"/>
+          <w:tab w:val="left" w:pos="8244"/>
+          <w:tab w:val="left" w:pos="9160"/>
+          <w:tab w:val="left" w:pos="10076"/>
+          <w:tab w:val="left" w:pos="10992"/>
+          <w:tab w:val="left" w:pos="11908"/>
+          <w:tab w:val="left" w:pos="12824"/>
+          <w:tab w:val="left" w:pos="13740"/>
+          <w:tab w:val="left" w:pos="14656"/>
+        </w:tabs>
+        <w:rPr>
+          <w:rFonts w:ascii="굴림체" w:eastAsia="굴림체" w:hAnsi="굴림체" w:cs="굴림체"/>
+        </w:rPr>
+      </w:pPr>
+      <w:r>
+        <w:rPr>
+          <w:rFonts w:ascii="굴림체" w:eastAsia="굴림체" w:hAnsi="굴림체" w:cs="굴림체"/>
+        </w:rPr>
+        <w:t xml:space="preserve">    "department": "HR002",</w:t>
+      </w:r>
+    </w:p>
+    <w:p>
+      <w:pPr>
+        <w:tabs>
+          <w:tab w:val="left" w:pos="916"/>
+          <w:tab w:val="left" w:pos="1832"/>
+          <w:tab w:val="left" w:pos="2748"/>
+          <w:tab w:val="left" w:pos="3664"/>
+          <w:tab w:val="left" w:pos="4580"/>
+          <w:tab w:val="left" w:pos="5496"/>
+          <w:tab w:val="left" w:pos="6412"/>
+          <w:tab w:val="left" w:pos="7328"/>
+          <w:tab w:val="left" w:pos="8244"/>
+          <w:tab w:val="left" w:pos="9160"/>
+          <w:tab w:val="left" w:pos="10076"/>
+          <w:tab w:val="left" w:pos="10992"/>
+          <w:tab w:val="left" w:pos="11908"/>
+          <w:tab w:val="left" w:pos="12824"/>
+          <w:tab w:val="left" w:pos="13740"/>
+          <w:tab w:val="left" w:pos="14656"/>
+        </w:tabs>
+        <w:rPr>
+          <w:rFonts w:ascii="굴림체" w:eastAsia="굴림체" w:hAnsi="굴림체" w:cs="굴림체"/>
+        </w:rPr>
+      </w:pPr>
+      <w:r>
+        <w:rPr>
+          <w:rFonts w:ascii="굴림체" w:eastAsia="굴림체" w:hAnsi="굴림체" w:cs="굴림체"/>
+        </w:rPr>
+        <w:t xml:space="preserve">    "month": "202601",</w:t>
+      </w:r>
+    </w:p>
+    <w:p>
+      <w:pPr>
+        <w:tabs>
+          <w:tab w:val="left" w:pos="916"/>
+          <w:tab w:val="left" w:pos="1832"/>
+          <w:tab w:val="left" w:pos="2748"/>
+          <w:tab w:val="left" w:pos="3664"/>
+          <w:tab w:val="left" w:pos="4580"/>
+          <w:tab w:val="left" w:pos="5496"/>
+          <w:tab w:val="left" w:pos="6412"/>
+          <w:tab w:val="left" w:pos="7328"/>
+          <w:tab w:val="left" w:pos="8244"/>
+          <w:tab w:val="left" w:pos="9160"/>
+          <w:tab w:val="left" w:pos="10076"/>
+          <w:tab w:val="left" w:pos="10992"/>
+          <w:tab w:val="left" w:pos="11908"/>
+          <w:tab w:val="left" w:pos="12824"/>
+          <w:tab w:val="left" w:pos="13740"/>
+          <w:tab w:val="left" w:pos="14656"/>
+        </w:tabs>
+        <w:rPr>
+          <w:rFonts w:ascii="굴림체" w:eastAsia="굴림체" w:hAnsi="굴림체" w:cs="굴림체"/>
+        </w:rPr>
+      </w:pPr>
+      <w:r>
+        <w:rPr>
+          <w:rFonts w:ascii="굴림체" w:eastAsia="굴림체" w:hAnsi="굴림체" w:cs="굴림체"/>
+        </w:rPr>
+        <w:t xml:space="preserve">    "</w:t>
+      </w:r>
+      <w:proofErr w:type="spellStart"/>
+      <w:r>
+        <w:rPr>
+          <w:rFonts w:ascii="굴림체" w:eastAsia="굴림체" w:hAnsi="굴림체" w:cs="굴림체"/>
+        </w:rPr>
+        <w:t>loginCount</w:t>
+      </w:r>
+      <w:proofErr w:type="spellEnd"/>
+      <w:r>
+        <w:rPr>
+          <w:rFonts w:ascii="굴림체" w:eastAsia="굴림체" w:hAnsi="굴림체" w:cs="굴림체"/>
+        </w:rPr>
+        <w:t>": 350</w:t>
+      </w:r>
+    </w:p>
+    <w:p>
+      <w:pPr>
+        <w:tabs>
+          <w:tab w:val="left" w:pos="916"/>
+          <w:tab w:val="left" w:pos="1832"/>
+          <w:tab w:val="left" w:pos="2748"/>
+          <w:tab w:val="left" w:pos="3664"/>
+          <w:tab w:val="left" w:pos="4580"/>
+          <w:tab w:val="left" w:pos="5496"/>
+          <w:tab w:val="left" w:pos="6412"/>
+          <w:tab w:val="left" w:pos="7328"/>
+          <w:tab w:val="left" w:pos="8244"/>
+          <w:tab w:val="left" w:pos="9160"/>
+          <w:tab w:val="left" w:pos="10076"/>
+          <w:tab w:val="left" w:pos="10992"/>
+          <w:tab w:val="left" w:pos="11908"/>
+          <w:tab w:val="left" w:pos="12824"/>
+          <w:tab w:val="left" w:pos="13740"/>
+          <w:tab w:val="left" w:pos="14656"/>
+        </w:tabs>
+        <w:rPr>
+          <w:rFonts w:ascii="굴림체" w:eastAsia="굴림체" w:hAnsi="굴림체" w:cs="굴림체"/>
+        </w:rPr>
+      </w:pPr>
+      <w:r>
+        <w:rPr>
+          <w:rFonts w:ascii="굴림체" w:eastAsia="굴림체" w:hAnsi="굴림체" w:cs="굴림체"/>
+        </w:rPr>
+        <w:t xml:space="preserve">  }</w:t>
+      </w:r>
+    </w:p>
+    <w:p>
+      <w:pPr>
+        <w:tabs>
+          <w:tab w:val="left" w:pos="916"/>
+          <w:tab w:val="left" w:pos="1832"/>
+          <w:tab w:val="left" w:pos="2748"/>
+          <w:tab w:val="left" w:pos="3664"/>
+          <w:tab w:val="left" w:pos="4580"/>
+          <w:tab w:val="left" w:pos="5496"/>
+          <w:tab w:val="left" w:pos="6412"/>
+          <w:tab w:val="left" w:pos="7328"/>
+          <w:tab w:val="left" w:pos="8244"/>
+          <w:tab w:val="left" w:pos="9160"/>
+          <w:tab w:val="left" w:pos="10076"/>
+          <w:tab w:val="left" w:pos="10992"/>
+          <w:tab w:val="left" w:pos="11908"/>
+          <w:tab w:val="left" w:pos="12824"/>
+          <w:tab w:val="left" w:pos="13740"/>
+          <w:tab w:val="left" w:pos="14656"/>
+        </w:tabs>
+        <w:rPr>
+          <w:rFonts w:ascii="굴림체" w:eastAsia="굴림체" w:hAnsi="굴림체" w:cs="굴림체"/>
+        </w:rPr>
+      </w:pPr>
+      <w:r>
+        <w:rPr>
+          <w:rFonts w:ascii="굴림체" w:eastAsia="굴림체" w:hAnsi="굴림체" w:cs="굴림체"/>
+        </w:rPr>
+        <w:t>]</w:t>
+      </w:r>
+    </w:p>
     <w:p/>
     <w:sectPr>
       <w:pgSz w:w="11906" w:h="16838"/>
@@ -8646,6 +10770,31 @@
     <w:basedOn w:val="a0"/>
     <w:rsid w:val="001D5734"/>
   </w:style>
+  <w:style w:type="character" w:customStyle="1" w:styleId="ng-tns-c2273846265-100">
+    <w:name w:val="ng-tns-c2273846265-100"/>
+    <w:basedOn w:val="a0"/>
+    <w:rsid w:val="0006469D"/>
+  </w:style>
+  <w:style w:type="character" w:customStyle="1" w:styleId="ng-tns-c2273846265-101">
+    <w:name w:val="ng-tns-c2273846265-101"/>
+    <w:basedOn w:val="a0"/>
+    <w:rsid w:val="0006469D"/>
+  </w:style>
+  <w:style w:type="character" w:customStyle="1" w:styleId="ng-tns-c2273846265-102">
+    <w:name w:val="ng-tns-c2273846265-102"/>
+    <w:basedOn w:val="a0"/>
+    <w:rsid w:val="0006469D"/>
+  </w:style>
+  <w:style w:type="character" w:customStyle="1" w:styleId="ng-tns-c2273846265-103">
+    <w:name w:val="ng-tns-c2273846265-103"/>
+    <w:basedOn w:val="a0"/>
+    <w:rsid w:val="0006469D"/>
+  </w:style>
+  <w:style w:type="character" w:customStyle="1" w:styleId="ng-tns-c2273846265-104">
+    <w:name w:val="ng-tns-c2273846265-104"/>
+    <w:basedOn w:val="a0"/>
+    <w:rsid w:val="0006469D"/>
+  </w:style>
 </w:styles>
 </file>
 
